--- a/public/templates/invoice_tpl.docx
+++ b/public/templates/invoice_tpl.docx
@@ -362,15 +362,6 @@
           <w:spacing w:val="-2"/>
           <w:sz w:val="40"/>
         </w:rPr>
-        <w:sectPr>
-          <w:headerReference w:type="default" r:id="rId10"/>
-          <w:footerReference w:type="default" r:id="rId11"/>
-          <w:type w:val="continuous"/>
-          <w:pgSz w:w="11910" w:h="16840"/>
-          <w:pgMar w:top="1580" w:right="40" w:bottom="2280" w:left="220" w:header="400" w:footer="2082" w:gutter="0"/>
-          <w:pgNumType w:start="1"/>
-          <w:cols w:space="720"/>
-        </w:sectPr>
       </w:pPr>
       <w:r>
         <w:rPr>
@@ -833,14 +824,6 @@
           <w:sz w:val="24"/>
           <w:szCs w:val="28"/>
         </w:rPr>
-        <w:sectPr>
-          <w:headerReference w:type="default" r:id="rId12"/>
-          <w:footerReference w:type="default" r:id="rId13"/>
-          <w:type w:val="continuous"/>
-          <w:pgSz w:w="11910" w:h="16840"/>
-          <w:pgMar w:top="1580" w:right="40" w:bottom="2280" w:left="220" w:header="400" w:footer="2082" w:gutter="0"/>
-          <w:cols w:space="720"/>
-        </w:sectPr>
       </w:pPr>
       <w:r>
         <w:rPr>
@@ -862,8 +845,8 @@
       </w:pPr>
     </w:p>
     <w:sectPr>
-      <w:headerReference w:type="default" r:id="rId14"/>
-      <w:footerReference w:type="default" r:id="rId15"/>
+      <w:headerReference w:type="default" r:id="rId10"/>
+      <w:footerReference w:type="default" r:id="rId11"/>
       <w:pgSz w:w="11910" w:h="16840"/>
       <w:pgMar w:top="1580" w:right="40" w:bottom="2280" w:left="220" w:header="400" w:footer="2082" w:gutter="0"/>
       <w:cols w:space="720"/>

--- a/public/templates/invoice_tpl.docx
+++ b/public/templates/invoice_tpl.docx
@@ -375,7 +375,6 @@
     </w:p>
     <w:tbl>
       <w:tblPr>
-        <w:tblpPr w:leftFromText="180" w:rightFromText="180" w:vertAnchor="text" w:horzAnchor="margin" w:tblpX="160" w:tblpY="111"/>
         <w:tblW w:w="11340" w:type="dxa"/>
         <w:tblBorders>
           <w:top w:val="single" w:sz="24" w:space="0" w:color="F79546"/>

--- a/public/templates/invoice_tpl.docx
+++ b/public/templates/invoice_tpl.docx
@@ -239,7 +239,7 @@
                 <w:sz w:val="24"/>
                 <w:szCs w:val="24"/>
               </w:rPr>
-              <w:t xml:space="preserve">Address: Apartment 1, Al Shams Building No.23, Al Haram, Giza, Giza Governorate 12555, Egypt TEL: +20233778015</w:t>
+              <w:t>Address: Apartment 1, Al Shams Building No.23, Al Haram, Giza, Giza Governorate 12555, Egypt TEL: +20233778015</w:t>
             </w:r>
             <w:r>
               <w:rPr>
@@ -268,7 +268,7 @@
                 <w:sz w:val="24"/>
                 <w:szCs w:val="24"/>
               </w:rPr>
-              <w:t xml:space="preserve">FAX: +20233778016</w:t>
+              <w:t>FAX: +20233778016</w:t>
             </w:r>
           </w:p>
           <w:p>
@@ -345,6 +345,14 @@
                 <w:szCs w:val="24"/>
               </w:rPr>
               <w:t>{client_details}</w:t>
+            </w:r>
+            <w:r>
+              <w:rPr>
+                <w:color w:val="000000" w:themeColor="text1"/>
+                <w:spacing w:val="-2"/>
+                <w:sz w:val="24"/>
+                <w:szCs w:val="24"/>
+              </w:rPr>
               <w:br/>
             </w:r>
           </w:p>
@@ -406,20 +414,20 @@
             <w:pPr>
               <w:pStyle w:val="NoSpacing"/>
               <w:rPr>
+                <w:rFonts w:ascii="Aptos Light" w:hAnsi="Aptos Light" w:cstheme="minorHAnsi"/>
                 <w:b/>
-                <w:rFonts w:ascii="Aptos Light" w:hAnsi="Aptos Light" w:cstheme="minorHAnsi"/>
                 <w:sz w:val="20"/>
                 <w:szCs w:val="20"/>
               </w:rPr>
             </w:pPr>
             <w:r>
               <w:rPr>
+                <w:rFonts w:ascii="Aptos Light" w:hAnsi="Aptos Light" w:cstheme="minorHAnsi"/>
                 <w:b/>
-                <w:rFonts w:ascii="Aptos Light" w:hAnsi="Aptos Light" w:cstheme="minorHAnsi"/>
                 <w:sz w:val="20"/>
                 <w:szCs w:val="20"/>
               </w:rPr>
-              <w:t xml:space="preserve">{#items}Included in the Package</w:t>
+              <w:t>{#items}Included in the Package</w:t>
             </w:r>
           </w:p>
           <w:p>
@@ -437,7 +445,7 @@
                 <w:sz w:val="20"/>
                 <w:szCs w:val="20"/>
               </w:rPr>
-              <w:t xml:space="preserve">{#hasInclusions}{inclusions}{/hasInclusions}</w:t>
+              <w:t>{#hasInclusions}{inclusions}{/hasInclusions}</w:t>
             </w:r>
           </w:p>
         </w:tc>
@@ -461,7 +469,7 @@
                 <w:sz w:val="20"/>
                 <w:szCs w:val="20"/>
               </w:rPr>
-              <w:t xml:space="preserve">{label}</w:t>
+              <w:t>{label}</w:t>
             </w:r>
           </w:p>
         </w:tc>
@@ -486,7 +494,7 @@
                 <w:sz w:val="20"/>
                 <w:szCs w:val="20"/>
               </w:rPr>
-              <w:t xml:space="preserve">{amount}{/items}</w:t>
+              <w:t>{amount}{/items}</w:t>
             </w:r>
           </w:p>
         </w:tc>
@@ -513,7 +521,7 @@
                 <w:sz w:val="32"/>
                 <w:szCs w:val="32"/>
               </w:rPr>
-              <w:t xml:space="preserve">TOTAL</w:t>
+              <w:t>TOTAL</w:t>
             </w:r>
           </w:p>
         </w:tc>
@@ -539,7 +547,7 @@
                 <w:sz w:val="32"/>
                 <w:szCs w:val="32"/>
               </w:rPr>
-              <w:t xml:space="preserve">{total}</w:t>
+              <w:t>{total}</w:t>
             </w:r>
           </w:p>
         </w:tc>
@@ -566,7 +574,7 @@
                 <w:sz w:val="32"/>
                 <w:szCs w:val="32"/>
               </w:rPr>
-              <w:t xml:space="preserve">{#deductions}{label}</w:t>
+              <w:t>{#deductions}{label}</w:t>
             </w:r>
           </w:p>
         </w:tc>
@@ -592,7 +600,7 @@
                 <w:sz w:val="32"/>
                 <w:szCs w:val="32"/>
               </w:rPr>
-              <w:t xml:space="preserve">{amount}{/deductions}</w:t>
+              <w:t>{amount}{/deductions}</w:t>
             </w:r>
           </w:p>
         </w:tc>
@@ -619,7 +627,7 @@
                 <w:sz w:val="32"/>
                 <w:szCs w:val="32"/>
               </w:rPr>
-              <w:t xml:space="preserve">{#balance}Balance</w:t>
+              <w:t>{#balance}Balance</w:t>
             </w:r>
           </w:p>
         </w:tc>
@@ -645,7 +653,7 @@
                 <w:sz w:val="32"/>
                 <w:szCs w:val="32"/>
               </w:rPr>
-              <w:t xml:space="preserve">{amount}{/balance}</w:t>
+              <w:t>{amount}{/balance}</w:t>
             </w:r>
           </w:p>
         </w:tc>
@@ -694,7 +702,7 @@
           <w:szCs w:val="28"/>
           <w:u w:val="single"/>
         </w:rPr>
-        <w:t xml:space="preserve">Bank Account :</w:t>
+        <w:t>Bank Account :</w:t>
       </w:r>
     </w:p>
     <w:p>
@@ -724,7 +732,7 @@
           <w:sz w:val="24"/>
           <w:szCs w:val="28"/>
         </w:rPr>
-        <w:t xml:space="preserve">Bank Name                     : National Bank of Egypt</w:t>
+        <w:t>Bank Name                     : National Bank of Egypt</w:t>
       </w:r>
     </w:p>
     <w:p>
@@ -745,7 +753,7 @@
           <w:sz w:val="24"/>
           <w:szCs w:val="28"/>
         </w:rPr>
-        <w:t xml:space="preserve">Account name               : EGYPT TOP LIGHT</w:t>
+        <w:t>Account name               : EGYPT TOP LIGHT</w:t>
       </w:r>
     </w:p>
     <w:p>
@@ -766,7 +774,7 @@
           <w:sz w:val="24"/>
           <w:szCs w:val="28"/>
         </w:rPr>
-        <w:t xml:space="preserve">ACCOUNT USD NO.       : 0203061068387501011</w:t>
+        <w:t>ACCOUNT USD NO.       : 0203061068387501011</w:t>
       </w:r>
     </w:p>
     <w:p>
@@ -787,7 +795,7 @@
           <w:sz w:val="24"/>
           <w:szCs w:val="28"/>
         </w:rPr>
-        <w:t xml:space="preserve">SWIFT CODE                   : NBEGEGCX020</w:t>
+        <w:t>SWIFT CODE                   : NBEGEGCX020</w:t>
       </w:r>
     </w:p>
     <w:p>
@@ -808,7 +816,7 @@
           <w:sz w:val="24"/>
           <w:szCs w:val="28"/>
         </w:rPr>
-        <w:t xml:space="preserve">ADDRESS                         : North Fifteen Street , ZAHRAA EL MAADI , Cairo , Egypt.</w:t>
+        <w:t>ADDRESS                         : North Fifteen Street , ZAHRAA EL MAADI , Cairo , Egypt.</w:t>
       </w:r>
     </w:p>
     <w:p>
@@ -829,7 +837,7 @@
           <w:sz w:val="24"/>
           <w:szCs w:val="28"/>
         </w:rPr>
-        <w:t xml:space="preserve">IBAN                                 : EG5900030020306106838750</w:t>
+        <w:t>IBAN                                 : EG5900030020306106838750</w:t>
       </w:r>
     </w:p>
     <w:p>
@@ -844,8 +852,12 @@
       </w:pPr>
     </w:p>
     <w:sectPr>
-      <w:headerReference w:type="default" r:id="rId10"/>
-      <w:footerReference w:type="default" r:id="rId11"/>
+      <w:headerReference w:type="even" r:id="rId10"/>
+      <w:headerReference w:type="default" r:id="rId11"/>
+      <w:footerReference w:type="even" r:id="rId12"/>
+      <w:footerReference w:type="default" r:id="rId13"/>
+      <w:headerReference w:type="first" r:id="rId14"/>
+      <w:footerReference w:type="first" r:id="rId15"/>
       <w:pgSz w:w="11910" w:h="16840"/>
       <w:pgMar w:top="1580" w:right="40" w:bottom="2280" w:left="220" w:header="400" w:footer="2082" w:gutter="0"/>
       <w:cols w:space="720"/>
@@ -874,6 +886,16 @@
 </file>
 
 <file path=word/footer1.xml><?xml version="1.0" encoding="utf-8"?>
+<w:ftr xmlns:wpc="http://schemas.microsoft.com/office/word/2010/wordprocessingCanvas" xmlns:cx="http://schemas.microsoft.com/office/drawing/2014/chartex" xmlns:cx1="http://schemas.microsoft.com/office/drawing/2015/9/8/chartex" xmlns:cx2="http://schemas.microsoft.com/office/drawing/2015/10/21/chartex" xmlns:cx3="http://schemas.microsoft.com/office/drawing/2016/5/9/chartex" xmlns:cx4="http://schemas.microsoft.com/office/drawing/2016/5/10/chartex" xmlns:cx5="http://schemas.microsoft.com/office/drawing/2016/5/11/chartex" xmlns:cx6="http://schemas.microsoft.com/office/drawing/2016/5/12/chartex" xmlns:cx7="http://schemas.microsoft.com/office/drawing/2016/5/13/chartex" xmlns:cx8="http://schemas.microsoft.com/office/drawing/2016/5/14/chartex" xmlns:mc="http://schemas.openxmlformats.org/markup-compatibility/2006" xmlns:aink="http://schemas.microsoft.com/office/drawing/2016/ink" xmlns:am3d="http://schemas.microsoft.com/office/drawing/2017/model3d" xmlns:o="urn:schemas-microsoft-com:office:office" xmlns:oel="http://schemas.microsoft.com/office/2019/extlst" xmlns:r="http://schemas.openxmlformats.org/officeDocument/2006/relationships" xmlns:m="http://schemas.openxmlformats.org/officeDocument/2006/math" xmlns:v="urn:schemas-microsoft-com:vml" xmlns:wp14="http://schemas.microsoft.com/office/word/2010/wordprocessingDrawing" xmlns:wp="http://schemas.openxmlformats.org/drawingml/2006/wordprocessingDrawing" xmlns:w10="urn:schemas-microsoft-com:office:word" xmlns:w="http://schemas.openxmlformats.org/wordprocessingml/2006/main" xmlns:w14="http://schemas.microsoft.com/office/word/2010/wordml" xmlns:w15="http://schemas.microsoft.com/office/word/2012/wordml" xmlns:w16cex="http://schemas.microsoft.com/office/word/2018/wordml/cex" xmlns:w16cid="http://schemas.microsoft.com/office/word/2016/wordml/cid" xmlns:w16="http://schemas.microsoft.com/office/word/2018/wordml" xmlns:w16du="http://schemas.microsoft.com/office/word/2023/wordml/word16du" xmlns:w16sdtdh="http://schemas.microsoft.com/office/word/2020/wordml/sdtdatahash" xmlns:w16sdtfl="http://schemas.microsoft.com/office/word/2024/wordml/sdtformatlock" xmlns:w16se="http://schemas.microsoft.com/office/word/2015/wordml/symex" xmlns:wpg="http://schemas.microsoft.com/office/word/2010/wordprocessingGroup" xmlns:wpi="http://schemas.microsoft.com/office/word/2010/wordprocessingInk" xmlns:wne="http://schemas.microsoft.com/office/word/2006/wordml" xmlns:wps="http://schemas.microsoft.com/office/word/2010/wordprocessingShape" mc:Ignorable="w14 w15 w16se w16cid w16 w16cex w16sdtdh w16sdtfl w16du wp14">
+  <w:p>
+    <w:pPr>
+      <w:pStyle w:val="Footer"/>
+    </w:pPr>
+  </w:p>
+</w:ftr>
+</file>
+
+<file path=word/footer2.xml><?xml version="1.0" encoding="utf-8"?>
 <w:ftr xmlns:wpc="http://schemas.microsoft.com/office/word/2010/wordprocessingCanvas" xmlns:cx="http://schemas.microsoft.com/office/drawing/2014/chartex" xmlns:cx1="http://schemas.microsoft.com/office/drawing/2015/9/8/chartex" xmlns:cx2="http://schemas.microsoft.com/office/drawing/2015/10/21/chartex" xmlns:cx3="http://schemas.microsoft.com/office/drawing/2016/5/9/chartex" xmlns:cx4="http://schemas.microsoft.com/office/drawing/2016/5/10/chartex" xmlns:cx5="http://schemas.microsoft.com/office/drawing/2016/5/11/chartex" xmlns:cx6="http://schemas.microsoft.com/office/drawing/2016/5/12/chartex" xmlns:cx7="http://schemas.microsoft.com/office/drawing/2016/5/13/chartex" xmlns:cx8="http://schemas.microsoft.com/office/drawing/2016/5/14/chartex" xmlns:mc="http://schemas.openxmlformats.org/markup-compatibility/2006" xmlns:aink="http://schemas.microsoft.com/office/drawing/2016/ink" xmlns:am3d="http://schemas.microsoft.com/office/drawing/2017/model3d" xmlns:o="urn:schemas-microsoft-com:office:office" xmlns:oel="http://schemas.microsoft.com/office/2019/extlst" xmlns:r="http://schemas.openxmlformats.org/officeDocument/2006/relationships" xmlns:m="http://schemas.openxmlformats.org/officeDocument/2006/math" xmlns:v="urn:schemas-microsoft-com:vml" xmlns:wp14="http://schemas.microsoft.com/office/word/2010/wordprocessingDrawing" xmlns:wp="http://schemas.openxmlformats.org/drawingml/2006/wordprocessingDrawing" xmlns:w10="urn:schemas-microsoft-com:office:word" xmlns:w="http://schemas.openxmlformats.org/wordprocessingml/2006/main" xmlns:w14="http://schemas.microsoft.com/office/word/2010/wordml" xmlns:w15="http://schemas.microsoft.com/office/word/2012/wordml" xmlns:w16cex="http://schemas.microsoft.com/office/word/2018/wordml/cex" xmlns:w16cid="http://schemas.microsoft.com/office/word/2016/wordml/cid" xmlns:w16="http://schemas.microsoft.com/office/word/2018/wordml" xmlns:w16du="http://schemas.microsoft.com/office/word/2023/wordml/word16du" xmlns:w16sdtdh="http://schemas.microsoft.com/office/word/2020/wordml/sdtdatahash" xmlns:w16sdtfl="http://schemas.microsoft.com/office/word/2024/wordml/sdtformatlock" xmlns:w16se="http://schemas.microsoft.com/office/word/2015/wordml/symex" xmlns:wpg="http://schemas.microsoft.com/office/word/2010/wordprocessingGroup" xmlns:wpi="http://schemas.microsoft.com/office/word/2010/wordprocessingInk" xmlns:wne="http://schemas.microsoft.com/office/word/2006/wordml" xmlns:wps="http://schemas.microsoft.com/office/word/2010/wordprocessingShape" mc:Ignorable="w14 w15 w16se w16cid w16 w16cex w16sdtdh w16sdtfl w16du wp14">
   <w:p>
     <w:pPr>
@@ -1505,1618 +1527,12 @@
 </w:ftr>
 </file>
 
-<file path=word/footer2.xml><?xml version="1.0" encoding="utf-8"?>
-<w:ftr xmlns:wpc="http://schemas.microsoft.com/office/word/2010/wordprocessingCanvas" xmlns:cx="http://schemas.microsoft.com/office/drawing/2014/chartex" xmlns:cx1="http://schemas.microsoft.com/office/drawing/2015/9/8/chartex" xmlns:cx2="http://schemas.microsoft.com/office/drawing/2015/10/21/chartex" xmlns:cx3="http://schemas.microsoft.com/office/drawing/2016/5/9/chartex" xmlns:cx4="http://schemas.microsoft.com/office/drawing/2016/5/10/chartex" xmlns:cx5="http://schemas.microsoft.com/office/drawing/2016/5/11/chartex" xmlns:cx6="http://schemas.microsoft.com/office/drawing/2016/5/12/chartex" xmlns:cx7="http://schemas.microsoft.com/office/drawing/2016/5/13/chartex" xmlns:cx8="http://schemas.microsoft.com/office/drawing/2016/5/14/chartex" xmlns:mc="http://schemas.openxmlformats.org/markup-compatibility/2006" xmlns:aink="http://schemas.microsoft.com/office/drawing/2016/ink" xmlns:am3d="http://schemas.microsoft.com/office/drawing/2017/model3d" xmlns:o="urn:schemas-microsoft-com:office:office" xmlns:oel="http://schemas.microsoft.com/office/2019/extlst" xmlns:r="http://schemas.openxmlformats.org/officeDocument/2006/relationships" xmlns:m="http://schemas.openxmlformats.org/officeDocument/2006/math" xmlns:v="urn:schemas-microsoft-com:vml" xmlns:wp14="http://schemas.microsoft.com/office/word/2010/wordprocessingDrawing" xmlns:wp="http://schemas.openxmlformats.org/drawingml/2006/wordprocessingDrawing" xmlns:w10="urn:schemas-microsoft-com:office:word" xmlns:w="http://schemas.openxmlformats.org/wordprocessingml/2006/main" xmlns:w14="http://schemas.microsoft.com/office/word/2010/wordml" xmlns:w15="http://schemas.microsoft.com/office/word/2012/wordml" xmlns:w16cex="http://schemas.microsoft.com/office/word/2018/wordml/cex" xmlns:w16cid="http://schemas.microsoft.com/office/word/2016/wordml/cid" xmlns:w16="http://schemas.microsoft.com/office/word/2018/wordml" xmlns:w16du="http://schemas.microsoft.com/office/word/2023/wordml/word16du" xmlns:w16sdtdh="http://schemas.microsoft.com/office/word/2020/wordml/sdtdatahash" xmlns:w16sdtfl="http://schemas.microsoft.com/office/word/2024/wordml/sdtformatlock" xmlns:w16se="http://schemas.microsoft.com/office/word/2015/wordml/symex" xmlns:wpg="http://schemas.microsoft.com/office/word/2010/wordprocessingGroup" xmlns:wpi="http://schemas.microsoft.com/office/word/2010/wordprocessingInk" xmlns:wne="http://schemas.microsoft.com/office/word/2006/wordml" xmlns:wps="http://schemas.microsoft.com/office/word/2010/wordprocessingShape" mc:Ignorable="w14 w15 w16se w16cid w16 w16cex w16sdtdh w16sdtfl w16du wp14">
-  <w:p>
-    <w:pPr>
-      <w:pStyle w:val="BodyText"/>
-      <w:spacing w:line="14" w:lineRule="auto"/>
-      <w:rPr>
-        <w:sz w:val="20"/>
-      </w:rPr>
-    </w:pPr>
-    <w:r>
-      <w:rPr>
-        <w:noProof/>
-      </w:rPr>
-      <mc:AlternateContent>
-        <mc:Choice Requires="wps">
-          <w:drawing>
-            <wp:anchor distT="0" distB="0" distL="0" distR="0" simplePos="0" relativeHeight="487502848" behindDoc="1" locked="0" layoutInCell="1" allowOverlap="1" wp14:anchorId="05F2B13D" wp14:editId="4A8637AB">
-              <wp:simplePos x="0" y="0"/>
-              <wp:positionH relativeFrom="page">
-                <wp:posOffset>576072</wp:posOffset>
-              </wp:positionH>
-              <wp:positionV relativeFrom="page">
-                <wp:posOffset>9247631</wp:posOffset>
-              </wp:positionV>
-              <wp:extent cx="6477000" cy="1270"/>
-              <wp:effectExtent l="0" t="0" r="0" b="0"/>
-              <wp:wrapNone/>
-              <wp:docPr id="1488119958" name="Graphic 3"/>
-              <wp:cNvGraphicFramePr>
-                <a:graphicFrameLocks xmlns:a="http://schemas.openxmlformats.org/drawingml/2006/main"/>
-              </wp:cNvGraphicFramePr>
-              <a:graphic xmlns:a="http://schemas.openxmlformats.org/drawingml/2006/main">
-                <a:graphicData uri="http://schemas.microsoft.com/office/word/2010/wordprocessingShape">
-                  <wps:wsp>
-                    <wps:cNvSpPr>
-                      <a:spLocks/>
-                    </wps:cNvSpPr>
-                    <wps:spPr>
-                      <a:xfrm>
-                        <a:off x="0" y="0"/>
-                        <a:ext cx="6477000" cy="1270"/>
-                      </a:xfrm>
-                      <a:custGeom>
-                        <a:avLst/>
-                        <a:gdLst/>
-                        <a:ahLst/>
-                        <a:cxnLst/>
-                        <a:rect l="l" t="t" r="r" b="b"/>
-                        <a:pathLst>
-                          <a:path w="6477000">
-                            <a:moveTo>
-                              <a:pt x="0" y="0"/>
-                            </a:moveTo>
-                            <a:lnTo>
-                              <a:pt x="6477000" y="0"/>
-                            </a:lnTo>
-                          </a:path>
-                        </a:pathLst>
-                      </a:custGeom>
-                      <a:ln w="9144">
-                        <a:solidFill>
-                          <a:srgbClr val="000080"/>
-                        </a:solidFill>
-                        <a:prstDash val="solid"/>
-                      </a:ln>
-                    </wps:spPr>
-                    <wps:bodyPr wrap="square" lIns="0" tIns="0" rIns="0" bIns="0" rtlCol="0">
-                      <a:prstTxWarp prst="textNoShape">
-                        <a:avLst/>
-                      </a:prstTxWarp>
-                      <a:noAutofit/>
-                    </wps:bodyPr>
-                  </wps:wsp>
-                </a:graphicData>
-              </a:graphic>
-            </wp:anchor>
-          </w:drawing>
-        </mc:Choice>
-        <mc:Fallback>
-          <w:pict>
-            <v:shape w14:anchorId="77706CB2" id="Graphic 3" o:spid="_x0000_s1026" style="position:absolute;margin-left:45.35pt;margin-top:728.15pt;width:510pt;height:.1pt;z-index:-15813632;visibility:visible;mso-wrap-style:square;mso-wrap-distance-left:0;mso-wrap-distance-top:0;mso-wrap-distance-right:0;mso-wrap-distance-bottom:0;mso-position-horizontal:absolute;mso-position-horizontal-relative:page;mso-position-vertical:absolute;mso-position-vertical-relative:page;v-text-anchor:top" coordsize="6477000,1270" o:gfxdata="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" path="m,l6477000,e" filled="f" strokecolor="navy" strokeweight=".72pt">
-              <v:path arrowok="t"/>
-              <w10:wrap anchorx="page" anchory="page"/>
-            </v:shape>
-          </w:pict>
-        </mc:Fallback>
-      </mc:AlternateContent>
-    </w:r>
-    <w:r>
-      <w:rPr>
-        <w:noProof/>
-      </w:rPr>
-      <mc:AlternateContent>
-        <mc:Choice Requires="wps">
-          <w:drawing>
-            <wp:anchor distT="0" distB="0" distL="0" distR="0" simplePos="0" relativeHeight="487503872" behindDoc="1" locked="0" layoutInCell="1" allowOverlap="1" wp14:anchorId="1A12720A" wp14:editId="50ADB815">
-              <wp:simplePos x="0" y="0"/>
-              <wp:positionH relativeFrom="page">
-                <wp:posOffset>563372</wp:posOffset>
-              </wp:positionH>
-              <wp:positionV relativeFrom="page">
-                <wp:posOffset>9359146</wp:posOffset>
-              </wp:positionV>
-              <wp:extent cx="2259330" cy="535940"/>
-              <wp:effectExtent l="0" t="0" r="0" b="0"/>
-              <wp:wrapNone/>
-              <wp:docPr id="1021245570" name="Textbox 4"/>
-              <wp:cNvGraphicFramePr>
-                <a:graphicFrameLocks xmlns:a="http://schemas.openxmlformats.org/drawingml/2006/main"/>
-              </wp:cNvGraphicFramePr>
-              <a:graphic xmlns:a="http://schemas.openxmlformats.org/drawingml/2006/main">
-                <a:graphicData uri="http://schemas.microsoft.com/office/word/2010/wordprocessingShape">
-                  <wps:wsp>
-                    <wps:cNvSpPr txBox="1">
-                      <a:spLocks/>
-                    </wps:cNvSpPr>
-                    <wps:spPr>
-                      <a:xfrm>
-                        <a:off x="0" y="0"/>
-                        <a:ext cx="2259330" cy="535940"/>
-                      </a:xfrm>
-                      <a:prstGeom prst="rect">
-                        <a:avLst/>
-                      </a:prstGeom>
-                    </wps:spPr>
-                    <wps:txbx>
-                      <w:txbxContent>
-                        <w:p>
-                          <w:pPr>
-                            <w:pStyle w:val="BodyText"/>
-                            <w:spacing w:before="21"/>
-                            <w:ind w:left="20"/>
-                          </w:pPr>
-                          <w:r>
-                            <w:t>20</w:t>
-                          </w:r>
-                          <w:r>
-                            <w:rPr>
-                              <w:spacing w:val="-6"/>
-                            </w:rPr>
-                            <w:t xml:space="preserve"> </w:t>
-                          </w:r>
-                          <w:r>
-                            <w:t>B</w:t>
-                          </w:r>
-                          <w:r>
-                            <w:rPr>
-                              <w:spacing w:val="-2"/>
-                            </w:rPr>
-                            <w:t xml:space="preserve"> </w:t>
-                          </w:r>
-                          <w:r>
-                            <w:t>El</w:t>
-                          </w:r>
-                          <w:r>
-                            <w:rPr>
-                              <w:spacing w:val="-5"/>
-                            </w:rPr>
-                            <w:t xml:space="preserve"> </w:t>
-                          </w:r>
-                          <w:r>
-                            <w:t>Shams</w:t>
-                          </w:r>
-                          <w:r>
-                            <w:rPr>
-                              <w:spacing w:val="-2"/>
-                            </w:rPr>
-                            <w:t xml:space="preserve"> </w:t>
-                          </w:r>
-                          <w:r>
-                            <w:t>Building</w:t>
-                          </w:r>
-                          <w:r>
-                            <w:rPr>
-                              <w:spacing w:val="-1"/>
-                            </w:rPr>
-                            <w:t xml:space="preserve"> </w:t>
-                          </w:r>
-                          <w:r>
-                            <w:rPr>
-                              <w:spacing w:val="-10"/>
-                            </w:rPr>
-                            <w:t>–</w:t>
-                          </w:r>
-                        </w:p>
-                        <w:p>
-                          <w:pPr>
-                            <w:pStyle w:val="BodyText"/>
-                            <w:spacing w:before="1"/>
-                            <w:ind w:left="20" w:right="18"/>
-                          </w:pPr>
-                          <w:proofErr w:type="spellStart"/>
-                          <w:r>
-                            <w:t>Hadayek</w:t>
-                          </w:r>
-                          <w:proofErr w:type="spellEnd"/>
-                          <w:r>
-                            <w:rPr>
-                              <w:spacing w:val="-13"/>
-                            </w:rPr>
-                            <w:t xml:space="preserve"> </w:t>
-                          </w:r>
-                          <w:r>
-                            <w:t>El</w:t>
-                          </w:r>
-                          <w:r>
-                            <w:rPr>
-                              <w:spacing w:val="-15"/>
-                            </w:rPr>
-                            <w:t xml:space="preserve"> </w:t>
-                          </w:r>
-                          <w:r>
-                            <w:t>Ahram</w:t>
-                          </w:r>
-                          <w:r>
-                            <w:rPr>
-                              <w:spacing w:val="-13"/>
-                            </w:rPr>
-                            <w:t xml:space="preserve"> </w:t>
-                          </w:r>
-                          <w:r>
-                            <w:t>St,</w:t>
-                          </w:r>
-                          <w:r>
-                            <w:rPr>
-                              <w:spacing w:val="-10"/>
-                            </w:rPr>
-                            <w:t xml:space="preserve"> </w:t>
-                          </w:r>
-                          <w:r>
-                            <w:t>Pyramids Cairo- Egypt</w:t>
-                          </w:r>
-                        </w:p>
-                      </w:txbxContent>
-                    </wps:txbx>
-                    <wps:bodyPr wrap="square" lIns="0" tIns="0" rIns="0" bIns="0" rtlCol="0">
-                      <a:noAutofit/>
-                    </wps:bodyPr>
-                  </wps:wsp>
-                </a:graphicData>
-              </a:graphic>
-            </wp:anchor>
-          </w:drawing>
-        </mc:Choice>
-        <mc:Fallback>
-          <w:pict>
-            <v:shapetype w14:anchorId="1A12720A" id="_x0000_t202" coordsize="21600,21600" o:spt="202" path="m,l,21600r21600,l21600,xe">
-              <v:stroke joinstyle="miter"/>
-              <v:path gradientshapeok="t" o:connecttype="rect"/>
-            </v:shapetype>
-            <v:shape id="_x0000_s1033" type="#_x0000_t202" style="position:absolute;margin-left:44.35pt;margin-top:736.95pt;width:177.9pt;height:42.2pt;z-index:-15812608;visibility:visible;mso-wrap-style:square;mso-wrap-distance-left:0;mso-wrap-distance-top:0;mso-wrap-distance-right:0;mso-wrap-distance-bottom:0;mso-position-horizontal:absolute;mso-position-horizontal-relative:page;mso-position-vertical:absolute;mso-position-vertical-relative:page;v-text-anchor:top" o:gfxdata="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" filled="f" stroked="f">
-              <v:textbox inset="0,0,0,0">
-                <w:txbxContent>
-                  <w:p>
-                    <w:pPr>
-                      <w:pStyle w:val="BodyText"/>
-                      <w:spacing w:before="21"/>
-                      <w:ind w:left="20"/>
-                    </w:pPr>
-                    <w:r>
-                      <w:t>20</w:t>
-                    </w:r>
-                    <w:r>
-                      <w:rPr>
-                        <w:spacing w:val="-6"/>
-                      </w:rPr>
-                      <w:t xml:space="preserve"> </w:t>
-                    </w:r>
-                    <w:r>
-                      <w:t>B</w:t>
-                    </w:r>
-                    <w:r>
-                      <w:rPr>
-                        <w:spacing w:val="-2"/>
-                      </w:rPr>
-                      <w:t xml:space="preserve"> </w:t>
-                    </w:r>
-                    <w:r>
-                      <w:t>El</w:t>
-                    </w:r>
-                    <w:r>
-                      <w:rPr>
-                        <w:spacing w:val="-5"/>
-                      </w:rPr>
-                      <w:t xml:space="preserve"> </w:t>
-                    </w:r>
-                    <w:r>
-                      <w:t>Shams</w:t>
-                    </w:r>
-                    <w:r>
-                      <w:rPr>
-                        <w:spacing w:val="-2"/>
-                      </w:rPr>
-                      <w:t xml:space="preserve"> </w:t>
-                    </w:r>
-                    <w:r>
-                      <w:t>Building</w:t>
-                    </w:r>
-                    <w:r>
-                      <w:rPr>
-                        <w:spacing w:val="-1"/>
-                      </w:rPr>
-                      <w:t xml:space="preserve"> </w:t>
-                    </w:r>
-                    <w:r>
-                      <w:rPr>
-                        <w:spacing w:val="-10"/>
-                      </w:rPr>
-                      <w:t>–</w:t>
-                    </w:r>
-                  </w:p>
-                  <w:p>
-                    <w:pPr>
-                      <w:pStyle w:val="BodyText"/>
-                      <w:spacing w:before="1"/>
-                      <w:ind w:left="20" w:right="18"/>
-                    </w:pPr>
-                    <w:proofErr w:type="spellStart"/>
-                    <w:r>
-                      <w:t>Hadayek</w:t>
-                    </w:r>
-                    <w:proofErr w:type="spellEnd"/>
-                    <w:r>
-                      <w:rPr>
-                        <w:spacing w:val="-13"/>
-                      </w:rPr>
-                      <w:t xml:space="preserve"> </w:t>
-                    </w:r>
-                    <w:r>
-                      <w:t>El</w:t>
-                    </w:r>
-                    <w:r>
-                      <w:rPr>
-                        <w:spacing w:val="-15"/>
-                      </w:rPr>
-                      <w:t xml:space="preserve"> </w:t>
-                    </w:r>
-                    <w:r>
-                      <w:t>Ahram</w:t>
-                    </w:r>
-                    <w:r>
-                      <w:rPr>
-                        <w:spacing w:val="-13"/>
-                      </w:rPr>
-                      <w:t xml:space="preserve"> </w:t>
-                    </w:r>
-                    <w:r>
-                      <w:t>St,</w:t>
-                    </w:r>
-                    <w:r>
-                      <w:rPr>
-                        <w:spacing w:val="-10"/>
-                      </w:rPr>
-                      <w:t xml:space="preserve"> </w:t>
-                    </w:r>
-                    <w:r>
-                      <w:t>Pyramids Cairo- Egypt</w:t>
-                    </w:r>
-                  </w:p>
-                </w:txbxContent>
-              </v:textbox>
-              <w10:wrap anchorx="page" anchory="page"/>
-            </v:shape>
-          </w:pict>
-        </mc:Fallback>
-      </mc:AlternateContent>
-    </w:r>
-    <w:r>
-      <w:rPr>
-        <w:noProof/>
-      </w:rPr>
-      <mc:AlternateContent>
-        <mc:Choice Requires="wps">
-          <w:drawing>
-            <wp:anchor distT="0" distB="0" distL="0" distR="0" simplePos="0" relativeHeight="487504896" behindDoc="1" locked="0" layoutInCell="1" allowOverlap="1" wp14:anchorId="337BDE4A" wp14:editId="320B7C80">
-              <wp:simplePos x="0" y="0"/>
-              <wp:positionH relativeFrom="page">
-                <wp:posOffset>5071109</wp:posOffset>
-              </wp:positionH>
-              <wp:positionV relativeFrom="page">
-                <wp:posOffset>9359146</wp:posOffset>
-              </wp:positionV>
-              <wp:extent cx="1834514" cy="196215"/>
-              <wp:effectExtent l="0" t="0" r="0" b="0"/>
-              <wp:wrapNone/>
-              <wp:docPr id="1048555683" name="Textbox 5"/>
-              <wp:cNvGraphicFramePr>
-                <a:graphicFrameLocks xmlns:a="http://schemas.openxmlformats.org/drawingml/2006/main"/>
-              </wp:cNvGraphicFramePr>
-              <a:graphic xmlns:a="http://schemas.openxmlformats.org/drawingml/2006/main">
-                <a:graphicData uri="http://schemas.microsoft.com/office/word/2010/wordprocessingShape">
-                  <wps:wsp>
-                    <wps:cNvSpPr txBox="1">
-                      <a:spLocks/>
-                    </wps:cNvSpPr>
-                    <wps:spPr>
-                      <a:xfrm>
-                        <a:off x="0" y="0"/>
-                        <a:ext cx="1834514" cy="196215"/>
-                      </a:xfrm>
-                      <a:prstGeom prst="rect">
-                        <a:avLst/>
-                      </a:prstGeom>
-                    </wps:spPr>
-                    <wps:txbx>
-                      <w:txbxContent>
-                        <w:p>
-                          <w:pPr>
-                            <w:pStyle w:val="BodyText"/>
-                            <w:spacing w:before="21"/>
-                            <w:ind w:left="20"/>
-                          </w:pPr>
-                          <w:r>
-                            <w:t>Phone:</w:t>
-                          </w:r>
-                          <w:r>
-                            <w:rPr>
-                              <w:spacing w:val="-5"/>
-                            </w:rPr>
-                            <w:t xml:space="preserve"> </w:t>
-                          </w:r>
-                          <w:r>
-                            <w:t>(+202)</w:t>
-                          </w:r>
-                          <w:r>
-                            <w:rPr>
-                              <w:spacing w:val="-3"/>
-                            </w:rPr>
-                            <w:t xml:space="preserve"> </w:t>
-                          </w:r>
-                          <w:r>
-                            <w:rPr>
-                              <w:spacing w:val="-2"/>
-                            </w:rPr>
-                            <w:t>33778015</w:t>
-                          </w:r>
-                        </w:p>
-                      </w:txbxContent>
-                    </wps:txbx>
-                    <wps:bodyPr wrap="square" lIns="0" tIns="0" rIns="0" bIns="0" rtlCol="0">
-                      <a:noAutofit/>
-                    </wps:bodyPr>
-                  </wps:wsp>
-                </a:graphicData>
-              </a:graphic>
-            </wp:anchor>
-          </w:drawing>
-        </mc:Choice>
-        <mc:Fallback>
-          <w:pict>
-            <v:shape w14:anchorId="337BDE4A" id="_x0000_s1034" type="#_x0000_t202" style="position:absolute;margin-left:399.3pt;margin-top:736.95pt;width:144.45pt;height:15.45pt;z-index:-15811584;visibility:visible;mso-wrap-style:square;mso-wrap-distance-left:0;mso-wrap-distance-top:0;mso-wrap-distance-right:0;mso-wrap-distance-bottom:0;mso-position-horizontal:absolute;mso-position-horizontal-relative:page;mso-position-vertical:absolute;mso-position-vertical-relative:page;v-text-anchor:top" o:gfxdata="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" filled="f" stroked="f">
-              <v:textbox inset="0,0,0,0">
-                <w:txbxContent>
-                  <w:p>
-                    <w:pPr>
-                      <w:pStyle w:val="BodyText"/>
-                      <w:spacing w:before="21"/>
-                      <w:ind w:left="20"/>
-                    </w:pPr>
-                    <w:r>
-                      <w:t>Phone:</w:t>
-                    </w:r>
-                    <w:r>
-                      <w:rPr>
-                        <w:spacing w:val="-5"/>
-                      </w:rPr>
-                      <w:t xml:space="preserve"> </w:t>
-                    </w:r>
-                    <w:r>
-                      <w:t>(+202)</w:t>
-                    </w:r>
-                    <w:r>
-                      <w:rPr>
-                        <w:spacing w:val="-3"/>
-                      </w:rPr>
-                      <w:t xml:space="preserve"> </w:t>
-                    </w:r>
-                    <w:r>
-                      <w:rPr>
-                        <w:spacing w:val="-2"/>
-                      </w:rPr>
-                      <w:t>33778015</w:t>
-                    </w:r>
-                  </w:p>
-                </w:txbxContent>
-              </v:textbox>
-              <w10:wrap anchorx="page" anchory="page"/>
-            </v:shape>
-          </w:pict>
-        </mc:Fallback>
-      </mc:AlternateContent>
-    </w:r>
-    <w:r>
-      <w:rPr>
-        <w:noProof/>
-      </w:rPr>
-      <mc:AlternateContent>
-        <mc:Choice Requires="wps">
-          <w:drawing>
-            <wp:anchor distT="0" distB="0" distL="0" distR="0" simplePos="0" relativeHeight="487505920" behindDoc="1" locked="0" layoutInCell="1" allowOverlap="1" wp14:anchorId="7DB3F624" wp14:editId="7BF6B364">
-              <wp:simplePos x="0" y="0"/>
-              <wp:positionH relativeFrom="page">
-                <wp:posOffset>5072634</wp:posOffset>
-              </wp:positionH>
-              <wp:positionV relativeFrom="page">
-                <wp:posOffset>9529834</wp:posOffset>
-              </wp:positionV>
-              <wp:extent cx="336550" cy="196215"/>
-              <wp:effectExtent l="0" t="0" r="0" b="0"/>
-              <wp:wrapNone/>
-              <wp:docPr id="64808702" name="Textbox 6"/>
-              <wp:cNvGraphicFramePr>
-                <a:graphicFrameLocks xmlns:a="http://schemas.openxmlformats.org/drawingml/2006/main"/>
-              </wp:cNvGraphicFramePr>
-              <a:graphic xmlns:a="http://schemas.openxmlformats.org/drawingml/2006/main">
-                <a:graphicData uri="http://schemas.microsoft.com/office/word/2010/wordprocessingShape">
-                  <wps:wsp>
-                    <wps:cNvSpPr txBox="1">
-                      <a:spLocks/>
-                    </wps:cNvSpPr>
-                    <wps:spPr>
-                      <a:xfrm>
-                        <a:off x="0" y="0"/>
-                        <a:ext cx="336550" cy="196215"/>
-                      </a:xfrm>
-                      <a:prstGeom prst="rect">
-                        <a:avLst/>
-                      </a:prstGeom>
-                    </wps:spPr>
-                    <wps:txbx>
-                      <w:txbxContent>
-                        <w:p>
-                          <w:pPr>
-                            <w:pStyle w:val="BodyText"/>
-                            <w:spacing w:before="21"/>
-                            <w:ind w:left="20"/>
-                          </w:pPr>
-                          <w:r>
-                            <w:rPr>
-                              <w:spacing w:val="-4"/>
-                            </w:rPr>
-                            <w:t>Fax:</w:t>
-                          </w:r>
-                        </w:p>
-                      </w:txbxContent>
-                    </wps:txbx>
-                    <wps:bodyPr wrap="square" lIns="0" tIns="0" rIns="0" bIns="0" rtlCol="0">
-                      <a:noAutofit/>
-                    </wps:bodyPr>
-                  </wps:wsp>
-                </a:graphicData>
-              </a:graphic>
-            </wp:anchor>
-          </w:drawing>
-        </mc:Choice>
-        <mc:Fallback>
-          <w:pict>
-            <v:shape w14:anchorId="7DB3F624" id="_x0000_s1035" type="#_x0000_t202" style="position:absolute;margin-left:399.4pt;margin-top:750.4pt;width:26.5pt;height:15.45pt;z-index:-15810560;visibility:visible;mso-wrap-style:square;mso-wrap-distance-left:0;mso-wrap-distance-top:0;mso-wrap-distance-right:0;mso-wrap-distance-bottom:0;mso-position-horizontal:absolute;mso-position-horizontal-relative:page;mso-position-vertical:absolute;mso-position-vertical-relative:page;v-text-anchor:top" o:gfxdata="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" filled="f" stroked="f">
-              <v:textbox inset="0,0,0,0">
-                <w:txbxContent>
-                  <w:p>
-                    <w:pPr>
-                      <w:pStyle w:val="BodyText"/>
-                      <w:spacing w:before="21"/>
-                      <w:ind w:left="20"/>
-                    </w:pPr>
-                    <w:r>
-                      <w:rPr>
-                        <w:spacing w:val="-4"/>
-                      </w:rPr>
-                      <w:t>Fax:</w:t>
-                    </w:r>
-                  </w:p>
-                </w:txbxContent>
-              </v:textbox>
-              <w10:wrap anchorx="page" anchory="page"/>
-            </v:shape>
-          </w:pict>
-        </mc:Fallback>
-      </mc:AlternateContent>
-    </w:r>
-    <w:r>
-      <w:rPr>
-        <w:noProof/>
-      </w:rPr>
-      <mc:AlternateContent>
-        <mc:Choice Requires="wps">
-          <w:drawing>
-            <wp:anchor distT="0" distB="0" distL="0" distR="0" simplePos="0" relativeHeight="487506944" behindDoc="1" locked="0" layoutInCell="1" allowOverlap="1" wp14:anchorId="424D0E52" wp14:editId="212B3788">
-              <wp:simplePos x="0" y="0"/>
-              <wp:positionH relativeFrom="page">
-                <wp:posOffset>5572505</wp:posOffset>
-              </wp:positionH>
-              <wp:positionV relativeFrom="page">
-                <wp:posOffset>9529834</wp:posOffset>
-              </wp:positionV>
-              <wp:extent cx="1292225" cy="196215"/>
-              <wp:effectExtent l="0" t="0" r="0" b="0"/>
-              <wp:wrapNone/>
-              <wp:docPr id="1721543031" name="Textbox 7"/>
-              <wp:cNvGraphicFramePr>
-                <a:graphicFrameLocks xmlns:a="http://schemas.openxmlformats.org/drawingml/2006/main"/>
-              </wp:cNvGraphicFramePr>
-              <a:graphic xmlns:a="http://schemas.openxmlformats.org/drawingml/2006/main">
-                <a:graphicData uri="http://schemas.microsoft.com/office/word/2010/wordprocessingShape">
-                  <wps:wsp>
-                    <wps:cNvSpPr txBox="1">
-                      <a:spLocks/>
-                    </wps:cNvSpPr>
-                    <wps:spPr>
-                      <a:xfrm>
-                        <a:off x="0" y="0"/>
-                        <a:ext cx="1292225" cy="196215"/>
-                      </a:xfrm>
-                      <a:prstGeom prst="rect">
-                        <a:avLst/>
-                      </a:prstGeom>
-                    </wps:spPr>
-                    <wps:txbx>
-                      <w:txbxContent>
-                        <w:p>
-                          <w:pPr>
-                            <w:pStyle w:val="BodyText"/>
-                            <w:spacing w:before="21"/>
-                            <w:ind w:left="20"/>
-                          </w:pPr>
-                          <w:r>
-                            <w:t>(+202)</w:t>
-                          </w:r>
-                          <w:r>
-                            <w:rPr>
-                              <w:spacing w:val="-6"/>
-                            </w:rPr>
-                            <w:t xml:space="preserve"> </w:t>
-                          </w:r>
-                          <w:r>
-                            <w:rPr>
-                              <w:spacing w:val="-2"/>
-                            </w:rPr>
-                            <w:t>33778016</w:t>
-                          </w:r>
-                        </w:p>
-                      </w:txbxContent>
-                    </wps:txbx>
-                    <wps:bodyPr wrap="square" lIns="0" tIns="0" rIns="0" bIns="0" rtlCol="0">
-                      <a:noAutofit/>
-                    </wps:bodyPr>
-                  </wps:wsp>
-                </a:graphicData>
-              </a:graphic>
-            </wp:anchor>
-          </w:drawing>
-        </mc:Choice>
-        <mc:Fallback>
-          <w:pict>
-            <v:shape w14:anchorId="424D0E52" id="_x0000_s1036" type="#_x0000_t202" style="position:absolute;margin-left:438.8pt;margin-top:750.4pt;width:101.75pt;height:15.45pt;z-index:-15809536;visibility:visible;mso-wrap-style:square;mso-wrap-distance-left:0;mso-wrap-distance-top:0;mso-wrap-distance-right:0;mso-wrap-distance-bottom:0;mso-position-horizontal:absolute;mso-position-horizontal-relative:page;mso-position-vertical:absolute;mso-position-vertical-relative:page;v-text-anchor:top" o:gfxdata="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" filled="f" stroked="f">
-              <v:textbox inset="0,0,0,0">
-                <w:txbxContent>
-                  <w:p>
-                    <w:pPr>
-                      <w:pStyle w:val="BodyText"/>
-                      <w:spacing w:before="21"/>
-                      <w:ind w:left="20"/>
-                    </w:pPr>
-                    <w:r>
-                      <w:t>(+202)</w:t>
-                    </w:r>
-                    <w:r>
-                      <w:rPr>
-                        <w:spacing w:val="-6"/>
-                      </w:rPr>
-                      <w:t xml:space="preserve"> </w:t>
-                    </w:r>
-                    <w:r>
-                      <w:rPr>
-                        <w:spacing w:val="-2"/>
-                      </w:rPr>
-                      <w:t>33778016</w:t>
-                    </w:r>
-                  </w:p>
-                </w:txbxContent>
-              </v:textbox>
-              <w10:wrap anchorx="page" anchory="page"/>
-            </v:shape>
-          </w:pict>
-        </mc:Fallback>
-      </mc:AlternateContent>
-    </w:r>
-    <w:r>
-      <w:rPr>
-        <w:noProof/>
-      </w:rPr>
-      <mc:AlternateContent>
-        <mc:Choice Requires="wps">
-          <w:drawing>
-            <wp:anchor distT="0" distB="0" distL="0" distR="0" simplePos="0" relativeHeight="487507968" behindDoc="1" locked="0" layoutInCell="1" allowOverlap="1" wp14:anchorId="11FE2AC9" wp14:editId="5EBC1458">
-              <wp:simplePos x="0" y="0"/>
-              <wp:positionH relativeFrom="page">
-                <wp:posOffset>5072634</wp:posOffset>
-              </wp:positionH>
-              <wp:positionV relativeFrom="page">
-                <wp:posOffset>9698998</wp:posOffset>
-              </wp:positionV>
-              <wp:extent cx="2017395" cy="196215"/>
-              <wp:effectExtent l="0" t="0" r="0" b="0"/>
-              <wp:wrapNone/>
-              <wp:docPr id="315373755" name="Textbox 8"/>
-              <wp:cNvGraphicFramePr>
-                <a:graphicFrameLocks xmlns:a="http://schemas.openxmlformats.org/drawingml/2006/main"/>
-              </wp:cNvGraphicFramePr>
-              <a:graphic xmlns:a="http://schemas.openxmlformats.org/drawingml/2006/main">
-                <a:graphicData uri="http://schemas.microsoft.com/office/word/2010/wordprocessingShape">
-                  <wps:wsp>
-                    <wps:cNvSpPr txBox="1">
-                      <a:spLocks/>
-                    </wps:cNvSpPr>
-                    <wps:spPr>
-                      <a:xfrm>
-                        <a:off x="0" y="0"/>
-                        <a:ext cx="2017395" cy="196215"/>
-                      </a:xfrm>
-                      <a:prstGeom prst="rect">
-                        <a:avLst/>
-                      </a:prstGeom>
-                    </wps:spPr>
-                    <wps:txbx>
-                      <w:txbxContent>
-                        <w:p>
-                          <w:pPr>
-                            <w:pStyle w:val="BodyText"/>
-                            <w:spacing w:before="21"/>
-                            <w:ind w:left="20"/>
-                          </w:pPr>
-                          <w:r>
-                            <w:t>web:</w:t>
-                          </w:r>
-                          <w:r>
-                            <w:rPr>
-                              <w:spacing w:val="-4"/>
-                            </w:rPr>
-                            <w:t xml:space="preserve"> </w:t>
-                          </w:r>
-                          <w:hyperlink r:id="rId1">
-                            <w:r>
-                              <w:rPr>
-                                <w:color w:val="0000FF"/>
-                                <w:spacing w:val="-2"/>
-                                <w:u w:val="single" w:color="0000FF"/>
-                              </w:rPr>
-                              <w:t>www.egypttoplight.net</w:t>
-                            </w:r>
-                          </w:hyperlink>
-                        </w:p>
-                      </w:txbxContent>
-                    </wps:txbx>
-                    <wps:bodyPr wrap="square" lIns="0" tIns="0" rIns="0" bIns="0" rtlCol="0">
-                      <a:noAutofit/>
-                    </wps:bodyPr>
-                  </wps:wsp>
-                </a:graphicData>
-              </a:graphic>
-            </wp:anchor>
-          </w:drawing>
-        </mc:Choice>
-        <mc:Fallback>
-          <w:pict>
-            <v:shape w14:anchorId="11FE2AC9" id="_x0000_s1037" type="#_x0000_t202" style="position:absolute;margin-left:399.4pt;margin-top:763.7pt;width:158.85pt;height:15.45pt;z-index:-15808512;visibility:visible;mso-wrap-style:square;mso-wrap-distance-left:0;mso-wrap-distance-top:0;mso-wrap-distance-right:0;mso-wrap-distance-bottom:0;mso-position-horizontal:absolute;mso-position-horizontal-relative:page;mso-position-vertical:absolute;mso-position-vertical-relative:page;v-text-anchor:top" o:gfxdata="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" filled="f" stroked="f">
-              <v:textbox inset="0,0,0,0">
-                <w:txbxContent>
-                  <w:p>
-                    <w:pPr>
-                      <w:pStyle w:val="BodyText"/>
-                      <w:spacing w:before="21"/>
-                      <w:ind w:left="20"/>
-                    </w:pPr>
-                    <w:r>
-                      <w:t>web:</w:t>
-                    </w:r>
-                    <w:r>
-                      <w:rPr>
-                        <w:spacing w:val="-4"/>
-                      </w:rPr>
-                      <w:t xml:space="preserve"> </w:t>
-                    </w:r>
-                    <w:hyperlink r:id="rId2">
-                      <w:r>
-                        <w:rPr>
-                          <w:color w:val="0000FF"/>
-                          <w:spacing w:val="-2"/>
-                          <w:u w:val="single" w:color="0000FF"/>
-                        </w:rPr>
-                        <w:t>www.egypttoplight.net</w:t>
-                      </w:r>
-                    </w:hyperlink>
-                  </w:p>
-                </w:txbxContent>
-              </v:textbox>
-              <w10:wrap anchorx="page" anchory="page"/>
-            </v:shape>
-          </w:pict>
-        </mc:Fallback>
-      </mc:AlternateContent>
-    </w:r>
-  </w:p>
-</w:ftr>
-</file>
-
 <file path=word/footer3.xml><?xml version="1.0" encoding="utf-8"?>
 <w:ftr xmlns:wpc="http://schemas.microsoft.com/office/word/2010/wordprocessingCanvas" xmlns:cx="http://schemas.microsoft.com/office/drawing/2014/chartex" xmlns:cx1="http://schemas.microsoft.com/office/drawing/2015/9/8/chartex" xmlns:cx2="http://schemas.microsoft.com/office/drawing/2015/10/21/chartex" xmlns:cx3="http://schemas.microsoft.com/office/drawing/2016/5/9/chartex" xmlns:cx4="http://schemas.microsoft.com/office/drawing/2016/5/10/chartex" xmlns:cx5="http://schemas.microsoft.com/office/drawing/2016/5/11/chartex" xmlns:cx6="http://schemas.microsoft.com/office/drawing/2016/5/12/chartex" xmlns:cx7="http://schemas.microsoft.com/office/drawing/2016/5/13/chartex" xmlns:cx8="http://schemas.microsoft.com/office/drawing/2016/5/14/chartex" xmlns:mc="http://schemas.openxmlformats.org/markup-compatibility/2006" xmlns:aink="http://schemas.microsoft.com/office/drawing/2016/ink" xmlns:am3d="http://schemas.microsoft.com/office/drawing/2017/model3d" xmlns:o="urn:schemas-microsoft-com:office:office" xmlns:oel="http://schemas.microsoft.com/office/2019/extlst" xmlns:r="http://schemas.openxmlformats.org/officeDocument/2006/relationships" xmlns:m="http://schemas.openxmlformats.org/officeDocument/2006/math" xmlns:v="urn:schemas-microsoft-com:vml" xmlns:wp14="http://schemas.microsoft.com/office/word/2010/wordprocessingDrawing" xmlns:wp="http://schemas.openxmlformats.org/drawingml/2006/wordprocessingDrawing" xmlns:w10="urn:schemas-microsoft-com:office:word" xmlns:w="http://schemas.openxmlformats.org/wordprocessingml/2006/main" xmlns:w14="http://schemas.microsoft.com/office/word/2010/wordml" xmlns:w15="http://schemas.microsoft.com/office/word/2012/wordml" xmlns:w16cex="http://schemas.microsoft.com/office/word/2018/wordml/cex" xmlns:w16cid="http://schemas.microsoft.com/office/word/2016/wordml/cid" xmlns:w16="http://schemas.microsoft.com/office/word/2018/wordml" xmlns:w16du="http://schemas.microsoft.com/office/word/2023/wordml/word16du" xmlns:w16sdtdh="http://schemas.microsoft.com/office/word/2020/wordml/sdtdatahash" xmlns:w16sdtfl="http://schemas.microsoft.com/office/word/2024/wordml/sdtformatlock" xmlns:w16se="http://schemas.microsoft.com/office/word/2015/wordml/symex" xmlns:wpg="http://schemas.microsoft.com/office/word/2010/wordprocessingGroup" xmlns:wpi="http://schemas.microsoft.com/office/word/2010/wordprocessingInk" xmlns:wne="http://schemas.microsoft.com/office/word/2006/wordml" xmlns:wps="http://schemas.microsoft.com/office/word/2010/wordprocessingShape" mc:Ignorable="w14 w15 w16se w16cid w16 w16cex w16sdtdh w16sdtfl w16du wp14">
   <w:p>
     <w:pPr>
-      <w:pStyle w:val="BodyText"/>
-      <w:spacing w:line="14" w:lineRule="auto"/>
-      <w:rPr>
-        <w:sz w:val="20"/>
-      </w:rPr>
+      <w:pStyle w:val="Footer"/>
     </w:pPr>
-    <w:r>
-      <w:rPr>
-        <w:noProof/>
-      </w:rPr>
-      <mc:AlternateContent>
-        <mc:Choice Requires="wps">
-          <w:drawing>
-            <wp:anchor distT="0" distB="0" distL="0" distR="0" simplePos="0" relativeHeight="487485952" behindDoc="1" locked="0" layoutInCell="1" allowOverlap="1" wp14:anchorId="3063804C" wp14:editId="743DC17E">
-              <wp:simplePos x="0" y="0"/>
-              <wp:positionH relativeFrom="page">
-                <wp:posOffset>576072</wp:posOffset>
-              </wp:positionH>
-              <wp:positionV relativeFrom="page">
-                <wp:posOffset>9247631</wp:posOffset>
-              </wp:positionV>
-              <wp:extent cx="6477000" cy="1270"/>
-              <wp:effectExtent l="0" t="0" r="0" b="0"/>
-              <wp:wrapNone/>
-              <wp:docPr id="3" name="Graphic 3"/>
-              <wp:cNvGraphicFramePr>
-                <a:graphicFrameLocks xmlns:a="http://schemas.openxmlformats.org/drawingml/2006/main"/>
-              </wp:cNvGraphicFramePr>
-              <a:graphic xmlns:a="http://schemas.openxmlformats.org/drawingml/2006/main">
-                <a:graphicData uri="http://schemas.microsoft.com/office/word/2010/wordprocessingShape">
-                  <wps:wsp>
-                    <wps:cNvSpPr>
-                      <a:spLocks/>
-                    </wps:cNvSpPr>
-                    <wps:spPr>
-                      <a:xfrm>
-                        <a:off x="0" y="0"/>
-                        <a:ext cx="6477000" cy="1270"/>
-                      </a:xfrm>
-                      <a:custGeom>
-                        <a:avLst/>
-                        <a:gdLst/>
-                        <a:ahLst/>
-                        <a:cxnLst/>
-                        <a:rect l="l" t="t" r="r" b="b"/>
-                        <a:pathLst>
-                          <a:path w="6477000">
-                            <a:moveTo>
-                              <a:pt x="0" y="0"/>
-                            </a:moveTo>
-                            <a:lnTo>
-                              <a:pt x="6477000" y="0"/>
-                            </a:lnTo>
-                          </a:path>
-                        </a:pathLst>
-                      </a:custGeom>
-                      <a:ln w="9144">
-                        <a:solidFill>
-                          <a:srgbClr val="000080"/>
-                        </a:solidFill>
-                        <a:prstDash val="solid"/>
-                      </a:ln>
-                    </wps:spPr>
-                    <wps:bodyPr wrap="square" lIns="0" tIns="0" rIns="0" bIns="0" rtlCol="0">
-                      <a:prstTxWarp prst="textNoShape">
-                        <a:avLst/>
-                      </a:prstTxWarp>
-                      <a:noAutofit/>
-                    </wps:bodyPr>
-                  </wps:wsp>
-                </a:graphicData>
-              </a:graphic>
-            </wp:anchor>
-          </w:drawing>
-        </mc:Choice>
-        <mc:Fallback>
-          <w:pict>
-            <v:shape w14:anchorId="6B75D823" id="Graphic 3" o:spid="_x0000_s1026" style="position:absolute;margin-left:45.35pt;margin-top:728.15pt;width:510pt;height:.1pt;z-index:-15830528;visibility:visible;mso-wrap-style:square;mso-wrap-distance-left:0;mso-wrap-distance-top:0;mso-wrap-distance-right:0;mso-wrap-distance-bottom:0;mso-position-horizontal:absolute;mso-position-horizontal-relative:page;mso-position-vertical:absolute;mso-position-vertical-relative:page;v-text-anchor:top" coordsize="6477000,1270" o:gfxdata="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" path="m,l6477000,e" filled="f" strokecolor="navy" strokeweight=".72pt">
-              <v:path arrowok="t"/>
-              <w10:wrap anchorx="page" anchory="page"/>
-            </v:shape>
-          </w:pict>
-        </mc:Fallback>
-      </mc:AlternateContent>
-    </w:r>
-    <w:r>
-      <w:rPr>
-        <w:noProof/>
-      </w:rPr>
-      <mc:AlternateContent>
-        <mc:Choice Requires="wps">
-          <w:drawing>
-            <wp:anchor distT="0" distB="0" distL="0" distR="0" simplePos="0" relativeHeight="487486464" behindDoc="1" locked="0" layoutInCell="1" allowOverlap="1" wp14:anchorId="0034EF78" wp14:editId="09D38944">
-              <wp:simplePos x="0" y="0"/>
-              <wp:positionH relativeFrom="page">
-                <wp:posOffset>563372</wp:posOffset>
-              </wp:positionH>
-              <wp:positionV relativeFrom="page">
-                <wp:posOffset>9359146</wp:posOffset>
-              </wp:positionV>
-              <wp:extent cx="2259330" cy="535940"/>
-              <wp:effectExtent l="0" t="0" r="0" b="0"/>
-              <wp:wrapNone/>
-              <wp:docPr id="4" name="Textbox 4"/>
-              <wp:cNvGraphicFramePr>
-                <a:graphicFrameLocks xmlns:a="http://schemas.openxmlformats.org/drawingml/2006/main"/>
-              </wp:cNvGraphicFramePr>
-              <a:graphic xmlns:a="http://schemas.openxmlformats.org/drawingml/2006/main">
-                <a:graphicData uri="http://schemas.microsoft.com/office/word/2010/wordprocessingShape">
-                  <wps:wsp>
-                    <wps:cNvSpPr txBox="1">
-                      <a:spLocks/>
-                    </wps:cNvSpPr>
-                    <wps:spPr>
-                      <a:xfrm>
-                        <a:off x="0" y="0"/>
-                        <a:ext cx="2259330" cy="535940"/>
-                      </a:xfrm>
-                      <a:prstGeom prst="rect">
-                        <a:avLst/>
-                      </a:prstGeom>
-                    </wps:spPr>
-                    <wps:txbx>
-                      <w:txbxContent>
-                        <w:p>
-                          <w:pPr>
-                            <w:pStyle w:val="BodyText"/>
-                            <w:spacing w:before="21"/>
-                            <w:ind w:left="20"/>
-                          </w:pPr>
-                          <w:r>
-                            <w:t>20</w:t>
-                          </w:r>
-                          <w:r>
-                            <w:rPr>
-                              <w:spacing w:val="-6"/>
-                            </w:rPr>
-                            <w:t xml:space="preserve"> </w:t>
-                          </w:r>
-                          <w:r>
-                            <w:t>B</w:t>
-                          </w:r>
-                          <w:r>
-                            <w:rPr>
-                              <w:spacing w:val="-2"/>
-                            </w:rPr>
-                            <w:t xml:space="preserve"> </w:t>
-                          </w:r>
-                          <w:r>
-                            <w:t>El</w:t>
-                          </w:r>
-                          <w:r>
-                            <w:rPr>
-                              <w:spacing w:val="-5"/>
-                            </w:rPr>
-                            <w:t xml:space="preserve"> </w:t>
-                          </w:r>
-                          <w:r>
-                            <w:t>Shams</w:t>
-                          </w:r>
-                          <w:r>
-                            <w:rPr>
-                              <w:spacing w:val="-2"/>
-                            </w:rPr>
-                            <w:t xml:space="preserve"> </w:t>
-                          </w:r>
-                          <w:r>
-                            <w:t>Building</w:t>
-                          </w:r>
-                          <w:r>
-                            <w:rPr>
-                              <w:spacing w:val="-1"/>
-                            </w:rPr>
-                            <w:t xml:space="preserve"> </w:t>
-                          </w:r>
-                          <w:r>
-                            <w:rPr>
-                              <w:spacing w:val="-10"/>
-                            </w:rPr>
-                            <w:t>–</w:t>
-                          </w:r>
-                        </w:p>
-                        <w:p>
-                          <w:pPr>
-                            <w:pStyle w:val="BodyText"/>
-                            <w:spacing w:before="1"/>
-                            <w:ind w:left="20" w:right="18"/>
-                          </w:pPr>
-                          <w:proofErr w:type="spellStart"/>
-                          <w:r>
-                            <w:t>Hadayek</w:t>
-                          </w:r>
-                          <w:proofErr w:type="spellEnd"/>
-                          <w:r>
-                            <w:rPr>
-                              <w:spacing w:val="-13"/>
-                            </w:rPr>
-                            <w:t xml:space="preserve"> </w:t>
-                          </w:r>
-                          <w:r>
-                            <w:t>El</w:t>
-                          </w:r>
-                          <w:r>
-                            <w:rPr>
-                              <w:spacing w:val="-15"/>
-                            </w:rPr>
-                            <w:t xml:space="preserve"> </w:t>
-                          </w:r>
-                          <w:r>
-                            <w:t>Ahram</w:t>
-                          </w:r>
-                          <w:r>
-                            <w:rPr>
-                              <w:spacing w:val="-13"/>
-                            </w:rPr>
-                            <w:t xml:space="preserve"> </w:t>
-                          </w:r>
-                          <w:r>
-                            <w:t>St,</w:t>
-                          </w:r>
-                          <w:r>
-                            <w:rPr>
-                              <w:spacing w:val="-10"/>
-                            </w:rPr>
-                            <w:t xml:space="preserve"> </w:t>
-                          </w:r>
-                          <w:r>
-                            <w:t>Pyramids Cairo- Egypt</w:t>
-                          </w:r>
-                        </w:p>
-                      </w:txbxContent>
-                    </wps:txbx>
-                    <wps:bodyPr wrap="square" lIns="0" tIns="0" rIns="0" bIns="0" rtlCol="0">
-                      <a:noAutofit/>
-                    </wps:bodyPr>
-                  </wps:wsp>
-                </a:graphicData>
-              </a:graphic>
-            </wp:anchor>
-          </w:drawing>
-        </mc:Choice>
-        <mc:Fallback>
-          <w:pict>
-            <v:shapetype w14:anchorId="0034EF78" id="_x0000_t202" coordsize="21600,21600" o:spt="202" path="m,l,21600r21600,l21600,xe">
-              <v:stroke joinstyle="miter"/>
-              <v:path gradientshapeok="t" o:connecttype="rect"/>
-            </v:shapetype>
-            <v:shape id="_x0000_s1039" type="#_x0000_t202" style="position:absolute;margin-left:44.35pt;margin-top:736.95pt;width:177.9pt;height:42.2pt;z-index:-15830016;visibility:visible;mso-wrap-style:square;mso-wrap-distance-left:0;mso-wrap-distance-top:0;mso-wrap-distance-right:0;mso-wrap-distance-bottom:0;mso-position-horizontal:absolute;mso-position-horizontal-relative:page;mso-position-vertical:absolute;mso-position-vertical-relative:page;v-text-anchor:top" o:gfxdata="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" filled="f" stroked="f">
-              <v:textbox inset="0,0,0,0">
-                <w:txbxContent>
-                  <w:p>
-                    <w:pPr>
-                      <w:pStyle w:val="BodyText"/>
-                      <w:spacing w:before="21"/>
-                      <w:ind w:left="20"/>
-                    </w:pPr>
-                    <w:r>
-                      <w:t>20</w:t>
-                    </w:r>
-                    <w:r>
-                      <w:rPr>
-                        <w:spacing w:val="-6"/>
-                      </w:rPr>
-                      <w:t xml:space="preserve"> </w:t>
-                    </w:r>
-                    <w:r>
-                      <w:t>B</w:t>
-                    </w:r>
-                    <w:r>
-                      <w:rPr>
-                        <w:spacing w:val="-2"/>
-                      </w:rPr>
-                      <w:t xml:space="preserve"> </w:t>
-                    </w:r>
-                    <w:r>
-                      <w:t>El</w:t>
-                    </w:r>
-                    <w:r>
-                      <w:rPr>
-                        <w:spacing w:val="-5"/>
-                      </w:rPr>
-                      <w:t xml:space="preserve"> </w:t>
-                    </w:r>
-                    <w:r>
-                      <w:t>Shams</w:t>
-                    </w:r>
-                    <w:r>
-                      <w:rPr>
-                        <w:spacing w:val="-2"/>
-                      </w:rPr>
-                      <w:t xml:space="preserve"> </w:t>
-                    </w:r>
-                    <w:r>
-                      <w:t>Building</w:t>
-                    </w:r>
-                    <w:r>
-                      <w:rPr>
-                        <w:spacing w:val="-1"/>
-                      </w:rPr>
-                      <w:t xml:space="preserve"> </w:t>
-                    </w:r>
-                    <w:r>
-                      <w:rPr>
-                        <w:spacing w:val="-10"/>
-                      </w:rPr>
-                      <w:t>–</w:t>
-                    </w:r>
-                  </w:p>
-                  <w:p>
-                    <w:pPr>
-                      <w:pStyle w:val="BodyText"/>
-                      <w:spacing w:before="1"/>
-                      <w:ind w:left="20" w:right="18"/>
-                    </w:pPr>
-                    <w:proofErr w:type="spellStart"/>
-                    <w:r>
-                      <w:t>Hadayek</w:t>
-                    </w:r>
-                    <w:proofErr w:type="spellEnd"/>
-                    <w:r>
-                      <w:rPr>
-                        <w:spacing w:val="-13"/>
-                      </w:rPr>
-                      <w:t xml:space="preserve"> </w:t>
-                    </w:r>
-                    <w:r>
-                      <w:t>El</w:t>
-                    </w:r>
-                    <w:r>
-                      <w:rPr>
-                        <w:spacing w:val="-15"/>
-                      </w:rPr>
-                      <w:t xml:space="preserve"> </w:t>
-                    </w:r>
-                    <w:r>
-                      <w:t>Ahram</w:t>
-                    </w:r>
-                    <w:r>
-                      <w:rPr>
-                        <w:spacing w:val="-13"/>
-                      </w:rPr>
-                      <w:t xml:space="preserve"> </w:t>
-                    </w:r>
-                    <w:r>
-                      <w:t>St,</w:t>
-                    </w:r>
-                    <w:r>
-                      <w:rPr>
-                        <w:spacing w:val="-10"/>
-                      </w:rPr>
-                      <w:t xml:space="preserve"> </w:t>
-                    </w:r>
-                    <w:r>
-                      <w:t>Pyramids Cairo- Egypt</w:t>
-                    </w:r>
-                  </w:p>
-                </w:txbxContent>
-              </v:textbox>
-              <w10:wrap anchorx="page" anchory="page"/>
-            </v:shape>
-          </w:pict>
-        </mc:Fallback>
-      </mc:AlternateContent>
-    </w:r>
-    <w:r>
-      <w:rPr>
-        <w:noProof/>
-      </w:rPr>
-      <mc:AlternateContent>
-        <mc:Choice Requires="wps">
-          <w:drawing>
-            <wp:anchor distT="0" distB="0" distL="0" distR="0" simplePos="0" relativeHeight="487486976" behindDoc="1" locked="0" layoutInCell="1" allowOverlap="1" wp14:anchorId="1345B1CD" wp14:editId="73C2BAE2">
-              <wp:simplePos x="0" y="0"/>
-              <wp:positionH relativeFrom="page">
-                <wp:posOffset>5071109</wp:posOffset>
-              </wp:positionH>
-              <wp:positionV relativeFrom="page">
-                <wp:posOffset>9359146</wp:posOffset>
-              </wp:positionV>
-              <wp:extent cx="1834514" cy="196215"/>
-              <wp:effectExtent l="0" t="0" r="0" b="0"/>
-              <wp:wrapNone/>
-              <wp:docPr id="5" name="Textbox 5"/>
-              <wp:cNvGraphicFramePr>
-                <a:graphicFrameLocks xmlns:a="http://schemas.openxmlformats.org/drawingml/2006/main"/>
-              </wp:cNvGraphicFramePr>
-              <a:graphic xmlns:a="http://schemas.openxmlformats.org/drawingml/2006/main">
-                <a:graphicData uri="http://schemas.microsoft.com/office/word/2010/wordprocessingShape">
-                  <wps:wsp>
-                    <wps:cNvSpPr txBox="1">
-                      <a:spLocks/>
-                    </wps:cNvSpPr>
-                    <wps:spPr>
-                      <a:xfrm>
-                        <a:off x="0" y="0"/>
-                        <a:ext cx="1834514" cy="196215"/>
-                      </a:xfrm>
-                      <a:prstGeom prst="rect">
-                        <a:avLst/>
-                      </a:prstGeom>
-                    </wps:spPr>
-                    <wps:txbx>
-                      <w:txbxContent>
-                        <w:p>
-                          <w:pPr>
-                            <w:pStyle w:val="BodyText"/>
-                            <w:spacing w:before="21"/>
-                            <w:ind w:left="20"/>
-                          </w:pPr>
-                          <w:r>
-                            <w:t>Phone:</w:t>
-                          </w:r>
-                          <w:r>
-                            <w:rPr>
-                              <w:spacing w:val="-5"/>
-                            </w:rPr>
-                            <w:t xml:space="preserve"> </w:t>
-                          </w:r>
-                          <w:r>
-                            <w:t>(+202)</w:t>
-                          </w:r>
-                          <w:r>
-                            <w:rPr>
-                              <w:spacing w:val="-3"/>
-                            </w:rPr>
-                            <w:t xml:space="preserve"> </w:t>
-                          </w:r>
-                          <w:r>
-                            <w:rPr>
-                              <w:spacing w:val="-2"/>
-                            </w:rPr>
-                            <w:t>33778015</w:t>
-                          </w:r>
-                        </w:p>
-                      </w:txbxContent>
-                    </wps:txbx>
-                    <wps:bodyPr wrap="square" lIns="0" tIns="0" rIns="0" bIns="0" rtlCol="0">
-                      <a:noAutofit/>
-                    </wps:bodyPr>
-                  </wps:wsp>
-                </a:graphicData>
-              </a:graphic>
-            </wp:anchor>
-          </w:drawing>
-        </mc:Choice>
-        <mc:Fallback>
-          <w:pict>
-            <v:shape w14:anchorId="1345B1CD" id="_x0000_s1040" type="#_x0000_t202" style="position:absolute;margin-left:399.3pt;margin-top:736.95pt;width:144.45pt;height:15.45pt;z-index:-15829504;visibility:visible;mso-wrap-style:square;mso-wrap-distance-left:0;mso-wrap-distance-top:0;mso-wrap-distance-right:0;mso-wrap-distance-bottom:0;mso-position-horizontal:absolute;mso-position-horizontal-relative:page;mso-position-vertical:absolute;mso-position-vertical-relative:page;v-text-anchor:top" o:gfxdata="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" filled="f" stroked="f">
-              <v:textbox inset="0,0,0,0">
-                <w:txbxContent>
-                  <w:p>
-                    <w:pPr>
-                      <w:pStyle w:val="BodyText"/>
-                      <w:spacing w:before="21"/>
-                      <w:ind w:left="20"/>
-                    </w:pPr>
-                    <w:r>
-                      <w:t>Phone:</w:t>
-                    </w:r>
-                    <w:r>
-                      <w:rPr>
-                        <w:spacing w:val="-5"/>
-                      </w:rPr>
-                      <w:t xml:space="preserve"> </w:t>
-                    </w:r>
-                    <w:r>
-                      <w:t>(+202)</w:t>
-                    </w:r>
-                    <w:r>
-                      <w:rPr>
-                        <w:spacing w:val="-3"/>
-                      </w:rPr>
-                      <w:t xml:space="preserve"> </w:t>
-                    </w:r>
-                    <w:r>
-                      <w:rPr>
-                        <w:spacing w:val="-2"/>
-                      </w:rPr>
-                      <w:t>33778015</w:t>
-                    </w:r>
-                  </w:p>
-                </w:txbxContent>
-              </v:textbox>
-              <w10:wrap anchorx="page" anchory="page"/>
-            </v:shape>
-          </w:pict>
-        </mc:Fallback>
-      </mc:AlternateContent>
-    </w:r>
-    <w:r>
-      <w:rPr>
-        <w:noProof/>
-      </w:rPr>
-      <mc:AlternateContent>
-        <mc:Choice Requires="wps">
-          <w:drawing>
-            <wp:anchor distT="0" distB="0" distL="0" distR="0" simplePos="0" relativeHeight="487487488" behindDoc="1" locked="0" layoutInCell="1" allowOverlap="1" wp14:anchorId="1088749E" wp14:editId="5DEE7AAF">
-              <wp:simplePos x="0" y="0"/>
-              <wp:positionH relativeFrom="page">
-                <wp:posOffset>5072634</wp:posOffset>
-              </wp:positionH>
-              <wp:positionV relativeFrom="page">
-                <wp:posOffset>9529834</wp:posOffset>
-              </wp:positionV>
-              <wp:extent cx="336550" cy="196215"/>
-              <wp:effectExtent l="0" t="0" r="0" b="0"/>
-              <wp:wrapNone/>
-              <wp:docPr id="6" name="Textbox 6"/>
-              <wp:cNvGraphicFramePr>
-                <a:graphicFrameLocks xmlns:a="http://schemas.openxmlformats.org/drawingml/2006/main"/>
-              </wp:cNvGraphicFramePr>
-              <a:graphic xmlns:a="http://schemas.openxmlformats.org/drawingml/2006/main">
-                <a:graphicData uri="http://schemas.microsoft.com/office/word/2010/wordprocessingShape">
-                  <wps:wsp>
-                    <wps:cNvSpPr txBox="1">
-                      <a:spLocks/>
-                    </wps:cNvSpPr>
-                    <wps:spPr>
-                      <a:xfrm>
-                        <a:off x="0" y="0"/>
-                        <a:ext cx="336550" cy="196215"/>
-                      </a:xfrm>
-                      <a:prstGeom prst="rect">
-                        <a:avLst/>
-                      </a:prstGeom>
-                    </wps:spPr>
-                    <wps:txbx>
-                      <w:txbxContent>
-                        <w:p>
-                          <w:pPr>
-                            <w:pStyle w:val="BodyText"/>
-                            <w:spacing w:before="21"/>
-                            <w:ind w:left="20"/>
-                          </w:pPr>
-                          <w:r>
-                            <w:rPr>
-                              <w:spacing w:val="-4"/>
-                            </w:rPr>
-                            <w:t>Fax:</w:t>
-                          </w:r>
-                        </w:p>
-                      </w:txbxContent>
-                    </wps:txbx>
-                    <wps:bodyPr wrap="square" lIns="0" tIns="0" rIns="0" bIns="0" rtlCol="0">
-                      <a:noAutofit/>
-                    </wps:bodyPr>
-                  </wps:wsp>
-                </a:graphicData>
-              </a:graphic>
-            </wp:anchor>
-          </w:drawing>
-        </mc:Choice>
-        <mc:Fallback>
-          <w:pict>
-            <v:shape w14:anchorId="1088749E" id="_x0000_s1041" type="#_x0000_t202" style="position:absolute;margin-left:399.4pt;margin-top:750.4pt;width:26.5pt;height:15.45pt;z-index:-15828992;visibility:visible;mso-wrap-style:square;mso-wrap-distance-left:0;mso-wrap-distance-top:0;mso-wrap-distance-right:0;mso-wrap-distance-bottom:0;mso-position-horizontal:absolute;mso-position-horizontal-relative:page;mso-position-vertical:absolute;mso-position-vertical-relative:page;v-text-anchor:top" o:gfxdata="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" filled="f" stroked="f">
-              <v:textbox inset="0,0,0,0">
-                <w:txbxContent>
-                  <w:p>
-                    <w:pPr>
-                      <w:pStyle w:val="BodyText"/>
-                      <w:spacing w:before="21"/>
-                      <w:ind w:left="20"/>
-                    </w:pPr>
-                    <w:r>
-                      <w:rPr>
-                        <w:spacing w:val="-4"/>
-                      </w:rPr>
-                      <w:t>Fax:</w:t>
-                    </w:r>
-                  </w:p>
-                </w:txbxContent>
-              </v:textbox>
-              <w10:wrap anchorx="page" anchory="page"/>
-            </v:shape>
-          </w:pict>
-        </mc:Fallback>
-      </mc:AlternateContent>
-    </w:r>
-    <w:r>
-      <w:rPr>
-        <w:noProof/>
-      </w:rPr>
-      <mc:AlternateContent>
-        <mc:Choice Requires="wps">
-          <w:drawing>
-            <wp:anchor distT="0" distB="0" distL="0" distR="0" simplePos="0" relativeHeight="487488000" behindDoc="1" locked="0" layoutInCell="1" allowOverlap="1" wp14:anchorId="20E568A3" wp14:editId="1BEBFF9F">
-              <wp:simplePos x="0" y="0"/>
-              <wp:positionH relativeFrom="page">
-                <wp:posOffset>5572505</wp:posOffset>
-              </wp:positionH>
-              <wp:positionV relativeFrom="page">
-                <wp:posOffset>9529834</wp:posOffset>
-              </wp:positionV>
-              <wp:extent cx="1292225" cy="196215"/>
-              <wp:effectExtent l="0" t="0" r="0" b="0"/>
-              <wp:wrapNone/>
-              <wp:docPr id="7" name="Textbox 7"/>
-              <wp:cNvGraphicFramePr>
-                <a:graphicFrameLocks xmlns:a="http://schemas.openxmlformats.org/drawingml/2006/main"/>
-              </wp:cNvGraphicFramePr>
-              <a:graphic xmlns:a="http://schemas.openxmlformats.org/drawingml/2006/main">
-                <a:graphicData uri="http://schemas.microsoft.com/office/word/2010/wordprocessingShape">
-                  <wps:wsp>
-                    <wps:cNvSpPr txBox="1">
-                      <a:spLocks/>
-                    </wps:cNvSpPr>
-                    <wps:spPr>
-                      <a:xfrm>
-                        <a:off x="0" y="0"/>
-                        <a:ext cx="1292225" cy="196215"/>
-                      </a:xfrm>
-                      <a:prstGeom prst="rect">
-                        <a:avLst/>
-                      </a:prstGeom>
-                    </wps:spPr>
-                    <wps:txbx>
-                      <w:txbxContent>
-                        <w:p>
-                          <w:pPr>
-                            <w:pStyle w:val="BodyText"/>
-                            <w:spacing w:before="21"/>
-                            <w:ind w:left="20"/>
-                          </w:pPr>
-                          <w:r>
-                            <w:t>(+202)</w:t>
-                          </w:r>
-                          <w:r>
-                            <w:rPr>
-                              <w:spacing w:val="-6"/>
-                            </w:rPr>
-                            <w:t xml:space="preserve"> </w:t>
-                          </w:r>
-                          <w:r>
-                            <w:rPr>
-                              <w:spacing w:val="-2"/>
-                            </w:rPr>
-                            <w:t>33778016</w:t>
-                          </w:r>
-                        </w:p>
-                      </w:txbxContent>
-                    </wps:txbx>
-                    <wps:bodyPr wrap="square" lIns="0" tIns="0" rIns="0" bIns="0" rtlCol="0">
-                      <a:noAutofit/>
-                    </wps:bodyPr>
-                  </wps:wsp>
-                </a:graphicData>
-              </a:graphic>
-            </wp:anchor>
-          </w:drawing>
-        </mc:Choice>
-        <mc:Fallback>
-          <w:pict>
-            <v:shape w14:anchorId="20E568A3" id="_x0000_s1042" type="#_x0000_t202" style="position:absolute;margin-left:438.8pt;margin-top:750.4pt;width:101.75pt;height:15.45pt;z-index:-15828480;visibility:visible;mso-wrap-style:square;mso-wrap-distance-left:0;mso-wrap-distance-top:0;mso-wrap-distance-right:0;mso-wrap-distance-bottom:0;mso-position-horizontal:absolute;mso-position-horizontal-relative:page;mso-position-vertical:absolute;mso-position-vertical-relative:page;v-text-anchor:top" o:gfxdata="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" filled="f" stroked="f">
-              <v:textbox inset="0,0,0,0">
-                <w:txbxContent>
-                  <w:p>
-                    <w:pPr>
-                      <w:pStyle w:val="BodyText"/>
-                      <w:spacing w:before="21"/>
-                      <w:ind w:left="20"/>
-                    </w:pPr>
-                    <w:r>
-                      <w:t>(+202)</w:t>
-                    </w:r>
-                    <w:r>
-                      <w:rPr>
-                        <w:spacing w:val="-6"/>
-                      </w:rPr>
-                      <w:t xml:space="preserve"> </w:t>
-                    </w:r>
-                    <w:r>
-                      <w:rPr>
-                        <w:spacing w:val="-2"/>
-                      </w:rPr>
-                      <w:t>33778016</w:t>
-                    </w:r>
-                  </w:p>
-                </w:txbxContent>
-              </v:textbox>
-              <w10:wrap anchorx="page" anchory="page"/>
-            </v:shape>
-          </w:pict>
-        </mc:Fallback>
-      </mc:AlternateContent>
-    </w:r>
-    <w:r>
-      <w:rPr>
-        <w:noProof/>
-      </w:rPr>
-      <mc:AlternateContent>
-        <mc:Choice Requires="wps">
-          <w:drawing>
-            <wp:anchor distT="0" distB="0" distL="0" distR="0" simplePos="0" relativeHeight="487488512" behindDoc="1" locked="0" layoutInCell="1" allowOverlap="1" wp14:anchorId="47BA3866" wp14:editId="4E127F64">
-              <wp:simplePos x="0" y="0"/>
-              <wp:positionH relativeFrom="page">
-                <wp:posOffset>5072634</wp:posOffset>
-              </wp:positionH>
-              <wp:positionV relativeFrom="page">
-                <wp:posOffset>9698998</wp:posOffset>
-              </wp:positionV>
-              <wp:extent cx="2017395" cy="196215"/>
-              <wp:effectExtent l="0" t="0" r="0" b="0"/>
-              <wp:wrapNone/>
-              <wp:docPr id="8" name="Textbox 8"/>
-              <wp:cNvGraphicFramePr>
-                <a:graphicFrameLocks xmlns:a="http://schemas.openxmlformats.org/drawingml/2006/main"/>
-              </wp:cNvGraphicFramePr>
-              <a:graphic xmlns:a="http://schemas.openxmlformats.org/drawingml/2006/main">
-                <a:graphicData uri="http://schemas.microsoft.com/office/word/2010/wordprocessingShape">
-                  <wps:wsp>
-                    <wps:cNvSpPr txBox="1">
-                      <a:spLocks/>
-                    </wps:cNvSpPr>
-                    <wps:spPr>
-                      <a:xfrm>
-                        <a:off x="0" y="0"/>
-                        <a:ext cx="2017395" cy="196215"/>
-                      </a:xfrm>
-                      <a:prstGeom prst="rect">
-                        <a:avLst/>
-                      </a:prstGeom>
-                    </wps:spPr>
-                    <wps:txbx>
-                      <w:txbxContent>
-                        <w:p>
-                          <w:pPr>
-                            <w:pStyle w:val="BodyText"/>
-                            <w:spacing w:before="21"/>
-                            <w:ind w:left="20"/>
-                          </w:pPr>
-                          <w:r>
-                            <w:t>web:</w:t>
-                          </w:r>
-                          <w:r>
-                            <w:rPr>
-                              <w:spacing w:val="-4"/>
-                            </w:rPr>
-                            <w:t xml:space="preserve"> </w:t>
-                          </w:r>
-                          <w:hyperlink r:id="rId1">
-                            <w:r>
-                              <w:rPr>
-                                <w:color w:val="0000FF"/>
-                                <w:spacing w:val="-2"/>
-                                <w:u w:val="single" w:color="0000FF"/>
-                              </w:rPr>
-                              <w:t>www.egypttoplight.net</w:t>
-                            </w:r>
-                          </w:hyperlink>
-                        </w:p>
-                      </w:txbxContent>
-                    </wps:txbx>
-                    <wps:bodyPr wrap="square" lIns="0" tIns="0" rIns="0" bIns="0" rtlCol="0">
-                      <a:noAutofit/>
-                    </wps:bodyPr>
-                  </wps:wsp>
-                </a:graphicData>
-              </a:graphic>
-            </wp:anchor>
-          </w:drawing>
-        </mc:Choice>
-        <mc:Fallback>
-          <w:pict>
-            <v:shape w14:anchorId="47BA3866" id="_x0000_s1043" type="#_x0000_t202" style="position:absolute;margin-left:399.4pt;margin-top:763.7pt;width:158.85pt;height:15.45pt;z-index:-15827968;visibility:visible;mso-wrap-style:square;mso-wrap-distance-left:0;mso-wrap-distance-top:0;mso-wrap-distance-right:0;mso-wrap-distance-bottom:0;mso-position-horizontal:absolute;mso-position-horizontal-relative:page;mso-position-vertical:absolute;mso-position-vertical-relative:page;v-text-anchor:top" o:gfxdata="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" filled="f" stroked="f">
-              <v:textbox inset="0,0,0,0">
-                <w:txbxContent>
-                  <w:p>
-                    <w:pPr>
-                      <w:pStyle w:val="BodyText"/>
-                      <w:spacing w:before="21"/>
-                      <w:ind w:left="20"/>
-                    </w:pPr>
-                    <w:r>
-                      <w:t>web:</w:t>
-                    </w:r>
-                    <w:r>
-                      <w:rPr>
-                        <w:spacing w:val="-4"/>
-                      </w:rPr>
-                      <w:t xml:space="preserve"> </w:t>
-                    </w:r>
-                    <w:hyperlink r:id="rId2">
-                      <w:r>
-                        <w:rPr>
-                          <w:color w:val="0000FF"/>
-                          <w:spacing w:val="-2"/>
-                          <w:u w:val="single" w:color="0000FF"/>
-                        </w:rPr>
-                        <w:t>www.egypttoplight.net</w:t>
-                      </w:r>
-                    </w:hyperlink>
-                  </w:p>
-                </w:txbxContent>
-              </v:textbox>
-              <w10:wrap anchorx="page" anchory="page"/>
-            </v:shape>
-          </w:pict>
-        </mc:Fallback>
-      </mc:AlternateContent>
-    </w:r>
   </w:p>
 </w:ftr>
 </file>
@@ -3144,6 +1560,16 @@
 <w:hdr xmlns:wpc="http://schemas.microsoft.com/office/word/2010/wordprocessingCanvas" xmlns:cx="http://schemas.microsoft.com/office/drawing/2014/chartex" xmlns:cx1="http://schemas.microsoft.com/office/drawing/2015/9/8/chartex" xmlns:cx2="http://schemas.microsoft.com/office/drawing/2015/10/21/chartex" xmlns:cx3="http://schemas.microsoft.com/office/drawing/2016/5/9/chartex" xmlns:cx4="http://schemas.microsoft.com/office/drawing/2016/5/10/chartex" xmlns:cx5="http://schemas.microsoft.com/office/drawing/2016/5/11/chartex" xmlns:cx6="http://schemas.microsoft.com/office/drawing/2016/5/12/chartex" xmlns:cx7="http://schemas.microsoft.com/office/drawing/2016/5/13/chartex" xmlns:cx8="http://schemas.microsoft.com/office/drawing/2016/5/14/chartex" xmlns:mc="http://schemas.openxmlformats.org/markup-compatibility/2006" xmlns:aink="http://schemas.microsoft.com/office/drawing/2016/ink" xmlns:am3d="http://schemas.microsoft.com/office/drawing/2017/model3d" xmlns:o="urn:schemas-microsoft-com:office:office" xmlns:oel="http://schemas.microsoft.com/office/2019/extlst" xmlns:r="http://schemas.openxmlformats.org/officeDocument/2006/relationships" xmlns:m="http://schemas.openxmlformats.org/officeDocument/2006/math" xmlns:v="urn:schemas-microsoft-com:vml" xmlns:wp14="http://schemas.microsoft.com/office/word/2010/wordprocessingDrawing" xmlns:wp="http://schemas.openxmlformats.org/drawingml/2006/wordprocessingDrawing" xmlns:w10="urn:schemas-microsoft-com:office:word" xmlns:w="http://schemas.openxmlformats.org/wordprocessingml/2006/main" xmlns:w14="http://schemas.microsoft.com/office/word/2010/wordml" xmlns:w15="http://schemas.microsoft.com/office/word/2012/wordml" xmlns:w16cex="http://schemas.microsoft.com/office/word/2018/wordml/cex" xmlns:w16cid="http://schemas.microsoft.com/office/word/2016/wordml/cid" xmlns:w16="http://schemas.microsoft.com/office/word/2018/wordml" xmlns:w16du="http://schemas.microsoft.com/office/word/2023/wordml/word16du" xmlns:w16sdtdh="http://schemas.microsoft.com/office/word/2020/wordml/sdtdatahash" xmlns:w16sdtfl="http://schemas.microsoft.com/office/word/2024/wordml/sdtformatlock" xmlns:w16se="http://schemas.microsoft.com/office/word/2015/wordml/symex" xmlns:wpg="http://schemas.microsoft.com/office/word/2010/wordprocessingGroup" xmlns:wpi="http://schemas.microsoft.com/office/word/2010/wordprocessingInk" xmlns:wne="http://schemas.microsoft.com/office/word/2006/wordml" xmlns:wps="http://schemas.microsoft.com/office/word/2010/wordprocessingShape" mc:Ignorable="w14 w15 w16se w16cid w16 w16cex w16sdtdh w16sdtfl w16du wp14">
   <w:p>
     <w:pPr>
+      <w:pStyle w:val="Header"/>
+    </w:pPr>
+  </w:p>
+</w:hdr>
+</file>
+
+<file path=word/header2.xml><?xml version="1.0" encoding="utf-8"?>
+<w:hdr xmlns:wpc="http://schemas.microsoft.com/office/word/2010/wordprocessingCanvas" xmlns:cx="http://schemas.microsoft.com/office/drawing/2014/chartex" xmlns:cx1="http://schemas.microsoft.com/office/drawing/2015/9/8/chartex" xmlns:cx2="http://schemas.microsoft.com/office/drawing/2015/10/21/chartex" xmlns:cx3="http://schemas.microsoft.com/office/drawing/2016/5/9/chartex" xmlns:cx4="http://schemas.microsoft.com/office/drawing/2016/5/10/chartex" xmlns:cx5="http://schemas.microsoft.com/office/drawing/2016/5/11/chartex" xmlns:cx6="http://schemas.microsoft.com/office/drawing/2016/5/12/chartex" xmlns:cx7="http://schemas.microsoft.com/office/drawing/2016/5/13/chartex" xmlns:cx8="http://schemas.microsoft.com/office/drawing/2016/5/14/chartex" xmlns:mc="http://schemas.openxmlformats.org/markup-compatibility/2006" xmlns:aink="http://schemas.microsoft.com/office/drawing/2016/ink" xmlns:am3d="http://schemas.microsoft.com/office/drawing/2017/model3d" xmlns:o="urn:schemas-microsoft-com:office:office" xmlns:oel="http://schemas.microsoft.com/office/2019/extlst" xmlns:r="http://schemas.openxmlformats.org/officeDocument/2006/relationships" xmlns:m="http://schemas.openxmlformats.org/officeDocument/2006/math" xmlns:v="urn:schemas-microsoft-com:vml" xmlns:wp14="http://schemas.microsoft.com/office/word/2010/wordprocessingDrawing" xmlns:wp="http://schemas.openxmlformats.org/drawingml/2006/wordprocessingDrawing" xmlns:w10="urn:schemas-microsoft-com:office:word" xmlns:w="http://schemas.openxmlformats.org/wordprocessingml/2006/main" xmlns:w14="http://schemas.microsoft.com/office/word/2010/wordml" xmlns:w15="http://schemas.microsoft.com/office/word/2012/wordml" xmlns:w16cex="http://schemas.microsoft.com/office/word/2018/wordml/cex" xmlns:w16cid="http://schemas.microsoft.com/office/word/2016/wordml/cid" xmlns:w16="http://schemas.microsoft.com/office/word/2018/wordml" xmlns:w16du="http://schemas.microsoft.com/office/word/2023/wordml/word16du" xmlns:w16sdtdh="http://schemas.microsoft.com/office/word/2020/wordml/sdtdatahash" xmlns:w16sdtfl="http://schemas.microsoft.com/office/word/2024/wordml/sdtformatlock" xmlns:w16se="http://schemas.microsoft.com/office/word/2015/wordml/symex" xmlns:wpg="http://schemas.microsoft.com/office/word/2010/wordprocessingGroup" xmlns:wpi="http://schemas.microsoft.com/office/word/2010/wordprocessingInk" xmlns:wne="http://schemas.microsoft.com/office/word/2006/wordml" xmlns:wps="http://schemas.microsoft.com/office/word/2010/wordprocessingShape" mc:Ignorable="w14 w15 w16se w16cid w16 w16cex w16sdtdh w16sdtfl w16du wp14">
+  <w:p>
+    <w:pPr>
       <w:pStyle w:val="BodyText"/>
       <w:spacing w:line="14" w:lineRule="auto"/>
       <w:rPr>
@@ -3155,16 +1581,16 @@
         <w:noProof/>
       </w:rPr>
       <w:drawing>
-        <wp:anchor distT="0" distB="0" distL="114300" distR="114300" simplePos="0" relativeHeight="487498752" behindDoc="0" locked="0" layoutInCell="1" allowOverlap="1" wp14:anchorId="1D9ACD48" wp14:editId="145819F2">
+        <wp:anchor distT="0" distB="0" distL="114300" distR="114300" simplePos="0" relativeHeight="487498752" behindDoc="0" locked="0" layoutInCell="1" allowOverlap="1" wp14:anchorId="1D9ACD48" wp14:editId="7E7E2EA7">
           <wp:simplePos x="0" y="0"/>
-          <wp:positionH relativeFrom="column">
-            <wp:posOffset>-2540</wp:posOffset>
+          <wp:positionH relativeFrom="margin">
+            <wp:align>left</wp:align>
           </wp:positionH>
           <wp:positionV relativeFrom="paragraph">
             <wp:posOffset>-162560</wp:posOffset>
           </wp:positionV>
-          <wp:extent cx="4656832" cy="867410"/>
-          <wp:effectExtent l="0" t="0" r="0" b="8890"/>
+          <wp:extent cx="3352800" cy="624205"/>
+          <wp:effectExtent l="0" t="0" r="0" b="4445"/>
           <wp:wrapSquare wrapText="bothSides"/>
           <wp:docPr id="1378412635" name="Picture 19"/>
           <wp:cNvGraphicFramePr>
@@ -3192,7 +1618,7 @@
                 <pic:spPr>
                   <a:xfrm>
                     <a:off x="0" y="0"/>
-                    <a:ext cx="4656832" cy="867410"/>
+                    <a:ext cx="3352800" cy="624205"/>
                   </a:xfrm>
                   <a:prstGeom prst="rect">
                     <a:avLst/>
@@ -3489,740 +1915,12 @@
 </w:hdr>
 </file>
 
-<file path=word/header2.xml><?xml version="1.0" encoding="utf-8"?>
-<w:hdr xmlns:wpc="http://schemas.microsoft.com/office/word/2010/wordprocessingCanvas" xmlns:cx="http://schemas.microsoft.com/office/drawing/2014/chartex" xmlns:cx1="http://schemas.microsoft.com/office/drawing/2015/9/8/chartex" xmlns:cx2="http://schemas.microsoft.com/office/drawing/2015/10/21/chartex" xmlns:cx3="http://schemas.microsoft.com/office/drawing/2016/5/9/chartex" xmlns:cx4="http://schemas.microsoft.com/office/drawing/2016/5/10/chartex" xmlns:cx5="http://schemas.microsoft.com/office/drawing/2016/5/11/chartex" xmlns:cx6="http://schemas.microsoft.com/office/drawing/2016/5/12/chartex" xmlns:cx7="http://schemas.microsoft.com/office/drawing/2016/5/13/chartex" xmlns:cx8="http://schemas.microsoft.com/office/drawing/2016/5/14/chartex" xmlns:mc="http://schemas.openxmlformats.org/markup-compatibility/2006" xmlns:aink="http://schemas.microsoft.com/office/drawing/2016/ink" xmlns:am3d="http://schemas.microsoft.com/office/drawing/2017/model3d" xmlns:o="urn:schemas-microsoft-com:office:office" xmlns:oel="http://schemas.microsoft.com/office/2019/extlst" xmlns:r="http://schemas.openxmlformats.org/officeDocument/2006/relationships" xmlns:m="http://schemas.openxmlformats.org/officeDocument/2006/math" xmlns:v="urn:schemas-microsoft-com:vml" xmlns:wp14="http://schemas.microsoft.com/office/word/2010/wordprocessingDrawing" xmlns:wp="http://schemas.openxmlformats.org/drawingml/2006/wordprocessingDrawing" xmlns:w10="urn:schemas-microsoft-com:office:word" xmlns:w="http://schemas.openxmlformats.org/wordprocessingml/2006/main" xmlns:w14="http://schemas.microsoft.com/office/word/2010/wordml" xmlns:w15="http://schemas.microsoft.com/office/word/2012/wordml" xmlns:w16cex="http://schemas.microsoft.com/office/word/2018/wordml/cex" xmlns:w16cid="http://schemas.microsoft.com/office/word/2016/wordml/cid" xmlns:w16="http://schemas.microsoft.com/office/word/2018/wordml" xmlns:w16du="http://schemas.microsoft.com/office/word/2023/wordml/word16du" xmlns:w16sdtdh="http://schemas.microsoft.com/office/word/2020/wordml/sdtdatahash" xmlns:w16sdtfl="http://schemas.microsoft.com/office/word/2024/wordml/sdtformatlock" xmlns:w16se="http://schemas.microsoft.com/office/word/2015/wordml/symex" xmlns:wpg="http://schemas.microsoft.com/office/word/2010/wordprocessingGroup" xmlns:wpi="http://schemas.microsoft.com/office/word/2010/wordprocessingInk" xmlns:wne="http://schemas.microsoft.com/office/word/2006/wordml" xmlns:wps="http://schemas.microsoft.com/office/word/2010/wordprocessingShape" mc:Ignorable="w14 w15 w16se w16cid w16 w16cex w16sdtdh w16sdtfl w16du wp14">
-  <w:p>
-    <w:pPr>
-      <w:pStyle w:val="BodyText"/>
-      <w:spacing w:line="14" w:lineRule="auto"/>
-      <w:rPr>
-        <w:sz w:val="20"/>
-      </w:rPr>
-    </w:pPr>
-    <w:r>
-      <w:rPr>
-        <w:noProof/>
-      </w:rPr>
-      <mc:AlternateContent>
-        <mc:Choice Requires="wps">
-          <w:drawing>
-            <wp:anchor distT="0" distB="0" distL="0" distR="0" simplePos="0" relativeHeight="487501824" behindDoc="1" locked="0" layoutInCell="1" allowOverlap="1" wp14:anchorId="51778D56" wp14:editId="7276019E">
-              <wp:simplePos x="0" y="0"/>
-              <wp:positionH relativeFrom="margin">
-                <wp:align>right</wp:align>
-              </wp:positionH>
-              <wp:positionV relativeFrom="page">
-                <wp:posOffset>219075</wp:posOffset>
-              </wp:positionV>
-              <wp:extent cx="2905125" cy="647700"/>
-              <wp:effectExtent l="0" t="0" r="0" b="0"/>
-              <wp:wrapNone/>
-              <wp:docPr id="1888256275" name="Textbox 2"/>
-              <wp:cNvGraphicFramePr>
-                <a:graphicFrameLocks xmlns:a="http://schemas.openxmlformats.org/drawingml/2006/main"/>
-              </wp:cNvGraphicFramePr>
-              <a:graphic xmlns:a="http://schemas.openxmlformats.org/drawingml/2006/main">
-                <a:graphicData uri="http://schemas.microsoft.com/office/word/2010/wordprocessingShape">
-                  <wps:wsp>
-                    <wps:cNvSpPr txBox="1">
-                      <a:spLocks/>
-                    </wps:cNvSpPr>
-                    <wps:spPr>
-                      <a:xfrm>
-                        <a:off x="0" y="0"/>
-                        <a:ext cx="2905125" cy="647700"/>
-                      </a:xfrm>
-                      <a:prstGeom prst="rect">
-                        <a:avLst/>
-                      </a:prstGeom>
-                    </wps:spPr>
-                    <wps:txbx>
-                      <w:txbxContent>
-                        <w:p>
-                          <w:pPr>
-                            <w:pStyle w:val="BodyText"/>
-                            <w:spacing w:before="13"/>
-                            <w:ind w:left="20" w:right="18" w:firstLine="1529"/>
-                            <w:rPr>
-                              <w:rFonts w:ascii="Arial MT"/>
-                            </w:rPr>
-                          </w:pPr>
-                          <w:r>
-                            <w:rPr>
-                              <w:rFonts w:ascii="Arial MT"/>
-                            </w:rPr>
-                            <w:t>Issue</w:t>
-                          </w:r>
-                          <w:r>
-                            <w:rPr>
-                              <w:rFonts w:ascii="Arial MT"/>
-                              <w:spacing w:val="-9"/>
-                            </w:rPr>
-                            <w:t xml:space="preserve"> </w:t>
-                          </w:r>
-                          <w:proofErr w:type="gramStart"/>
-                          <w:r>
-                            <w:rPr>
-                              <w:rFonts w:ascii="Arial MT"/>
-                            </w:rPr>
-                            <w:t>Date</w:t>
-                          </w:r>
-                          <w:r>
-                            <w:rPr>
-                              <w:rFonts w:ascii="Arial MT"/>
-                              <w:spacing w:val="40"/>
-                            </w:rPr>
-                            <w:t xml:space="preserve"> </w:t>
-                          </w:r>
-                          <w:r>
-                            <w:rPr>
-                              <w:rFonts w:ascii="Arial MT"/>
-                            </w:rPr>
-                            <w:t>:</w:t>
-                          </w:r>
-                          <w:proofErr w:type="gramEnd"/>
-                          <w:r>
-                            <w:rPr>
-                              <w:rFonts w:ascii="Arial MT"/>
-                              <w:spacing w:val="-8"/>
-                            </w:rPr>
-                            <w:t xml:space="preserve"> </w:t>
-                          </w:r>
-                          <w:r>
-                            <w:rPr>
-                              <w:rFonts w:ascii="Arial MT"/>
-                            </w:rPr>
-                            <w:t>01-02-2026</w:t>
-                          </w:r>
-                        </w:p>
-                        <w:p>
-                          <w:pPr>
-                            <w:pStyle w:val="BodyText"/>
-                            <w:spacing w:before="13"/>
-                            <w:ind w:left="20" w:right="18" w:firstLine="1529"/>
-                            <w:rPr>
-                              <w:rFonts w:ascii="Arial MT"/>
-                            </w:rPr>
-                          </w:pPr>
-                          <w:r>
-                            <w:rPr>
-                              <w:rFonts w:ascii="Arial MT"/>
-                            </w:rPr>
-                            <w:t>CE</w:t>
-                          </w:r>
-                          <w:r>
-                            <w:rPr>
-                              <w:rFonts w:ascii="Arial MT"/>
-                              <w:spacing w:val="-8"/>
-                            </w:rPr>
-                            <w:t xml:space="preserve"> </w:t>
-                          </w:r>
-                          <w:r>
-                            <w:rPr>
-                              <w:rFonts w:ascii="Arial MT"/>
-                            </w:rPr>
-                            <w:t>NO.</w:t>
-                          </w:r>
-                          <w:r>
-                            <w:rPr>
-                              <w:rFonts w:ascii="Arial MT"/>
-                              <w:spacing w:val="-2"/>
-                            </w:rPr>
-                            <w:t xml:space="preserve"> 15426134TLPO345#</w:t>
-                          </w:r>
-                        </w:p>
-                        <w:p/>
-                      </w:txbxContent>
-                    </wps:txbx>
-                    <wps:bodyPr wrap="square" lIns="0" tIns="0" rIns="0" bIns="0" rtlCol="0">
-                      <a:noAutofit/>
-                    </wps:bodyPr>
-                  </wps:wsp>
-                </a:graphicData>
-              </a:graphic>
-              <wp14:sizeRelH relativeFrom="margin">
-                <wp14:pctWidth>0</wp14:pctWidth>
-              </wp14:sizeRelH>
-              <wp14:sizeRelV relativeFrom="margin">
-                <wp14:pctHeight>0</wp14:pctHeight>
-              </wp14:sizeRelV>
-            </wp:anchor>
-          </w:drawing>
-        </mc:Choice>
-        <mc:Fallback>
-          <w:pict>
-            <v:shapetype w14:anchorId="51778D56" id="_x0000_t202" coordsize="21600,21600" o:spt="202" path="m,l,21600r21600,l21600,xe">
-              <v:stroke joinstyle="miter"/>
-              <v:path gradientshapeok="t" o:connecttype="rect"/>
-            </v:shapetype>
-            <v:shape id="_x0000_s1032" type="#_x0000_t202" style="position:absolute;margin-left:177.55pt;margin-top:17.25pt;width:228.75pt;height:51pt;z-index:-15814656;visibility:visible;mso-wrap-style:square;mso-width-percent:0;mso-height-percent:0;mso-wrap-distance-left:0;mso-wrap-distance-top:0;mso-wrap-distance-right:0;mso-wrap-distance-bottom:0;mso-position-horizontal:right;mso-position-horizontal-relative:margin;mso-position-vertical:absolute;mso-position-vertical-relative:page;mso-width-percent:0;mso-height-percent:0;mso-width-relative:margin;mso-height-relative:margin;v-text-anchor:top" o:gfxdata="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" filled="f" stroked="f">
-              <v:textbox inset="0,0,0,0">
-                <w:txbxContent>
-                  <w:p>
-                    <w:pPr>
-                      <w:pStyle w:val="BodyText"/>
-                      <w:spacing w:before="13"/>
-                      <w:ind w:left="20" w:right="18" w:firstLine="1529"/>
-                      <w:rPr>
-                        <w:rFonts w:ascii="Arial MT"/>
-                      </w:rPr>
-                    </w:pPr>
-                    <w:r>
-                      <w:rPr>
-                        <w:rFonts w:ascii="Arial MT"/>
-                      </w:rPr>
-                      <w:t>Issue</w:t>
-                    </w:r>
-                    <w:r>
-                      <w:rPr>
-                        <w:rFonts w:ascii="Arial MT"/>
-                        <w:spacing w:val="-9"/>
-                      </w:rPr>
-                      <w:t xml:space="preserve"> </w:t>
-                    </w:r>
-                    <w:proofErr w:type="gramStart"/>
-                    <w:r>
-                      <w:rPr>
-                        <w:rFonts w:ascii="Arial MT"/>
-                      </w:rPr>
-                      <w:t>Date</w:t>
-                    </w:r>
-                    <w:r>
-                      <w:rPr>
-                        <w:rFonts w:ascii="Arial MT"/>
-                        <w:spacing w:val="40"/>
-                      </w:rPr>
-                      <w:t xml:space="preserve"> </w:t>
-                    </w:r>
-                    <w:r>
-                      <w:rPr>
-                        <w:rFonts w:ascii="Arial MT"/>
-                      </w:rPr>
-                      <w:t>:</w:t>
-                    </w:r>
-                    <w:proofErr w:type="gramEnd"/>
-                    <w:r>
-                      <w:rPr>
-                        <w:rFonts w:ascii="Arial MT"/>
-                        <w:spacing w:val="-8"/>
-                      </w:rPr>
-                      <w:t xml:space="preserve"> </w:t>
-                    </w:r>
-                    <w:r>
-                      <w:rPr>
-                        <w:rFonts w:ascii="Arial MT"/>
-                      </w:rPr>
-                      <w:t>01-02-2026</w:t>
-                    </w:r>
-                  </w:p>
-                  <w:p>
-                    <w:pPr>
-                      <w:pStyle w:val="BodyText"/>
-                      <w:spacing w:before="13"/>
-                      <w:ind w:left="20" w:right="18" w:firstLine="1529"/>
-                      <w:rPr>
-                        <w:rFonts w:ascii="Arial MT"/>
-                      </w:rPr>
-                    </w:pPr>
-                    <w:r>
-                      <w:rPr>
-                        <w:rFonts w:ascii="Arial MT"/>
-                      </w:rPr>
-                      <w:t>CE</w:t>
-                    </w:r>
-                    <w:r>
-                      <w:rPr>
-                        <w:rFonts w:ascii="Arial MT"/>
-                        <w:spacing w:val="-8"/>
-                      </w:rPr>
-                      <w:t xml:space="preserve"> </w:t>
-                    </w:r>
-                    <w:r>
-                      <w:rPr>
-                        <w:rFonts w:ascii="Arial MT"/>
-                      </w:rPr>
-                      <w:t>NO.</w:t>
-                    </w:r>
-                    <w:r>
-                      <w:rPr>
-                        <w:rFonts w:ascii="Arial MT"/>
-                        <w:spacing w:val="-2"/>
-                      </w:rPr>
-                      <w:t xml:space="preserve"> 15426134TLPO345#</w:t>
-                    </w:r>
-                  </w:p>
-                  <w:p/>
-                </w:txbxContent>
-              </v:textbox>
-              <w10:wrap anchorx="margin" anchory="page"/>
-            </v:shape>
-          </w:pict>
-        </mc:Fallback>
-      </mc:AlternateContent>
-    </w:r>
-    <w:r>
-      <w:rPr>
-        <w:noProof/>
-      </w:rPr>
-      <w:drawing>
-        <wp:anchor distT="0" distB="0" distL="0" distR="0" simplePos="0" relativeHeight="487500800" behindDoc="1" locked="0" layoutInCell="1" allowOverlap="1" wp14:anchorId="34290163" wp14:editId="2426F787">
-          <wp:simplePos x="0" y="0"/>
-          <wp:positionH relativeFrom="page">
-            <wp:posOffset>576072</wp:posOffset>
-          </wp:positionH>
-          <wp:positionV relativeFrom="page">
-            <wp:posOffset>380999</wp:posOffset>
-          </wp:positionV>
-          <wp:extent cx="1002791" cy="626004"/>
-          <wp:effectExtent l="0" t="0" r="0" b="0"/>
-          <wp:wrapNone/>
-          <wp:docPr id="54" name="Image 1"/>
-          <wp:cNvGraphicFramePr>
-            <a:graphicFrameLocks xmlns:a="http://schemas.openxmlformats.org/drawingml/2006/main"/>
-          </wp:cNvGraphicFramePr>
-          <a:graphic xmlns:a="http://schemas.openxmlformats.org/drawingml/2006/main">
-            <a:graphicData uri="http://schemas.openxmlformats.org/drawingml/2006/picture">
-              <pic:pic xmlns:pic="http://schemas.openxmlformats.org/drawingml/2006/picture">
-                <pic:nvPicPr>
-                  <pic:cNvPr id="1" name="Image 1"/>
-                  <pic:cNvPicPr/>
-                </pic:nvPicPr>
-                <pic:blipFill>
-                  <a:blip r:embed="rId1" cstate="print"/>
-                  <a:stretch>
-                    <a:fillRect/>
-                  </a:stretch>
-                </pic:blipFill>
-                <pic:spPr>
-                  <a:xfrm>
-                    <a:off x="0" y="0"/>
-                    <a:ext cx="1002791" cy="626004"/>
-                  </a:xfrm>
-                  <a:prstGeom prst="rect">
-                    <a:avLst/>
-                  </a:prstGeom>
-                </pic:spPr>
-              </pic:pic>
-            </a:graphicData>
-          </a:graphic>
-        </wp:anchor>
-      </w:drawing>
-    </w:r>
-  </w:p>
-</w:hdr>
-</file>
-
 <file path=word/header3.xml><?xml version="1.0" encoding="utf-8"?>
 <w:hdr xmlns:wpc="http://schemas.microsoft.com/office/word/2010/wordprocessingCanvas" xmlns:cx="http://schemas.microsoft.com/office/drawing/2014/chartex" xmlns:cx1="http://schemas.microsoft.com/office/drawing/2015/9/8/chartex" xmlns:cx2="http://schemas.microsoft.com/office/drawing/2015/10/21/chartex" xmlns:cx3="http://schemas.microsoft.com/office/drawing/2016/5/9/chartex" xmlns:cx4="http://schemas.microsoft.com/office/drawing/2016/5/10/chartex" xmlns:cx5="http://schemas.microsoft.com/office/drawing/2016/5/11/chartex" xmlns:cx6="http://schemas.microsoft.com/office/drawing/2016/5/12/chartex" xmlns:cx7="http://schemas.microsoft.com/office/drawing/2016/5/13/chartex" xmlns:cx8="http://schemas.microsoft.com/office/drawing/2016/5/14/chartex" xmlns:mc="http://schemas.openxmlformats.org/markup-compatibility/2006" xmlns:aink="http://schemas.microsoft.com/office/drawing/2016/ink" xmlns:am3d="http://schemas.microsoft.com/office/drawing/2017/model3d" xmlns:o="urn:schemas-microsoft-com:office:office" xmlns:oel="http://schemas.microsoft.com/office/2019/extlst" xmlns:r="http://schemas.openxmlformats.org/officeDocument/2006/relationships" xmlns:m="http://schemas.openxmlformats.org/officeDocument/2006/math" xmlns:v="urn:schemas-microsoft-com:vml" xmlns:wp14="http://schemas.microsoft.com/office/word/2010/wordprocessingDrawing" xmlns:wp="http://schemas.openxmlformats.org/drawingml/2006/wordprocessingDrawing" xmlns:w10="urn:schemas-microsoft-com:office:word" xmlns:w="http://schemas.openxmlformats.org/wordprocessingml/2006/main" xmlns:w14="http://schemas.microsoft.com/office/word/2010/wordml" xmlns:w15="http://schemas.microsoft.com/office/word/2012/wordml" xmlns:w16cex="http://schemas.microsoft.com/office/word/2018/wordml/cex" xmlns:w16cid="http://schemas.microsoft.com/office/word/2016/wordml/cid" xmlns:w16="http://schemas.microsoft.com/office/word/2018/wordml" xmlns:w16du="http://schemas.microsoft.com/office/word/2023/wordml/word16du" xmlns:w16sdtdh="http://schemas.microsoft.com/office/word/2020/wordml/sdtdatahash" xmlns:w16sdtfl="http://schemas.microsoft.com/office/word/2024/wordml/sdtformatlock" xmlns:w16se="http://schemas.microsoft.com/office/word/2015/wordml/symex" xmlns:wpg="http://schemas.microsoft.com/office/word/2010/wordprocessingGroup" xmlns:wpi="http://schemas.microsoft.com/office/word/2010/wordprocessingInk" xmlns:wne="http://schemas.microsoft.com/office/word/2006/wordml" xmlns:wps="http://schemas.microsoft.com/office/word/2010/wordprocessingShape" mc:Ignorable="w14 w15 w16se w16cid w16 w16cex w16sdtdh w16sdtfl w16du wp14">
   <w:p>
     <w:pPr>
-      <w:pStyle w:val="BodyText"/>
-      <w:spacing w:line="14" w:lineRule="auto"/>
-      <w:rPr>
-        <w:sz w:val="20"/>
-      </w:rPr>
+      <w:pStyle w:val="Header"/>
     </w:pPr>
-    <w:r>
-      <w:rPr>
-        <w:noProof/>
-      </w:rPr>
-      <mc:AlternateContent>
-        <mc:Choice Requires="wps">
-          <w:drawing>
-            <wp:anchor distT="0" distB="0" distL="0" distR="0" simplePos="0" relativeHeight="487485440" behindDoc="1" locked="0" layoutInCell="1" allowOverlap="1" wp14:anchorId="5B5DF3AF" wp14:editId="70D86289">
-              <wp:simplePos x="0" y="0"/>
-              <wp:positionH relativeFrom="margin">
-                <wp:align>right</wp:align>
-              </wp:positionH>
-              <wp:positionV relativeFrom="page">
-                <wp:posOffset>219075</wp:posOffset>
-              </wp:positionV>
-              <wp:extent cx="2905125" cy="647700"/>
-              <wp:effectExtent l="0" t="0" r="0" b="0"/>
-              <wp:wrapNone/>
-              <wp:docPr id="2" name="Textbox 2"/>
-              <wp:cNvGraphicFramePr>
-                <a:graphicFrameLocks xmlns:a="http://schemas.openxmlformats.org/drawingml/2006/main"/>
-              </wp:cNvGraphicFramePr>
-              <a:graphic xmlns:a="http://schemas.openxmlformats.org/drawingml/2006/main">
-                <a:graphicData uri="http://schemas.microsoft.com/office/word/2010/wordprocessingShape">
-                  <wps:wsp>
-                    <wps:cNvSpPr txBox="1">
-                      <a:spLocks/>
-                    </wps:cNvSpPr>
-                    <wps:spPr>
-                      <a:xfrm>
-                        <a:off x="0" y="0"/>
-                        <a:ext cx="2905125" cy="647700"/>
-                      </a:xfrm>
-                      <a:prstGeom prst="rect">
-                        <a:avLst/>
-                      </a:prstGeom>
-                    </wps:spPr>
-                    <wps:txbx>
-                      <w:txbxContent>
-                        <w:p>
-                          <w:pPr>
-                            <w:pStyle w:val="BodyText"/>
-                            <w:spacing w:before="13"/>
-                            <w:ind w:left="20" w:right="18" w:firstLine="1529"/>
-                            <w:rPr>
-                              <w:rFonts w:ascii="Arial MT"/>
-                            </w:rPr>
-                          </w:pPr>
-                          <w:r>
-                            <w:rPr>
-                              <w:rFonts w:ascii="Arial MT"/>
-                            </w:rPr>
-                            <w:t>Issue</w:t>
-                          </w:r>
-                          <w:r>
-                            <w:rPr>
-                              <w:rFonts w:ascii="Arial MT"/>
-                              <w:spacing w:val="-9"/>
-                            </w:rPr>
-                            <w:t xml:space="preserve"> </w:t>
-                          </w:r>
-                          <w:proofErr w:type="gramStart"/>
-                          <w:r>
-                            <w:rPr>
-                              <w:rFonts w:ascii="Arial MT"/>
-                            </w:rPr>
-                            <w:t>Date</w:t>
-                          </w:r>
-                          <w:r>
-                            <w:rPr>
-                              <w:rFonts w:ascii="Arial MT"/>
-                              <w:spacing w:val="40"/>
-                            </w:rPr>
-                            <w:t xml:space="preserve"> </w:t>
-                          </w:r>
-                          <w:r>
-                            <w:rPr>
-                              <w:rFonts w:ascii="Arial MT"/>
-                            </w:rPr>
-                            <w:t>:</w:t>
-                          </w:r>
-                          <w:proofErr w:type="gramEnd"/>
-                          <w:r>
-                            <w:rPr>
-                              <w:rFonts w:ascii="Arial MT"/>
-                              <w:spacing w:val="-8"/>
-                            </w:rPr>
-                            <w:t xml:space="preserve"> </w:t>
-                          </w:r>
-                          <w:r>
-                            <w:rPr>
-                              <w:rFonts w:ascii="Arial MT"/>
-                            </w:rPr>
-                            <w:t>01</w:t>
-                          </w:r>
-                          <w:r>
-                            <w:rPr>
-                              <w:rFonts w:ascii="Arial MT"/>
-                            </w:rPr>
-                            <w:t>-0</w:t>
-                          </w:r>
-                          <w:r>
-                            <w:rPr>
-                              <w:rFonts w:ascii="Arial MT"/>
-                            </w:rPr>
-                            <w:t>2</w:t>
-                          </w:r>
-                          <w:r>
-                            <w:rPr>
-                              <w:rFonts w:ascii="Arial MT"/>
-                            </w:rPr>
-                            <w:t>-2026</w:t>
-                          </w:r>
-                        </w:p>
-                        <w:p>
-                          <w:pPr>
-                            <w:pStyle w:val="BodyText"/>
-                            <w:spacing w:before="13"/>
-                            <w:ind w:left="20" w:right="18" w:firstLine="1529"/>
-                            <w:rPr>
-                              <w:rFonts w:ascii="Arial MT"/>
-                            </w:rPr>
-                          </w:pPr>
-                          <w:r>
-                            <w:rPr>
-                              <w:rFonts w:ascii="Arial MT"/>
-                            </w:rPr>
-                            <w:t>CE</w:t>
-                          </w:r>
-                          <w:r>
-                            <w:rPr>
-                              <w:rFonts w:ascii="Arial MT"/>
-                              <w:spacing w:val="-8"/>
-                            </w:rPr>
-                            <w:t xml:space="preserve"> </w:t>
-                          </w:r>
-                          <w:r>
-                            <w:rPr>
-                              <w:rFonts w:ascii="Arial MT"/>
-                            </w:rPr>
-                            <w:t>NO.</w:t>
-                          </w:r>
-                          <w:r>
-                            <w:rPr>
-                              <w:rFonts w:ascii="Arial MT"/>
-                              <w:spacing w:val="-2"/>
-                            </w:rPr>
-                            <w:t xml:space="preserve"> 1542613</w:t>
-                          </w:r>
-                          <w:r>
-                            <w:rPr>
-                              <w:rFonts w:ascii="Arial MT"/>
-                              <w:spacing w:val="-2"/>
-                            </w:rPr>
-                            <w:t>4</w:t>
-                          </w:r>
-                          <w:r>
-                            <w:rPr>
-                              <w:rFonts w:ascii="Arial MT"/>
-                              <w:spacing w:val="-2"/>
-                            </w:rPr>
-                            <w:t>TLPO</w:t>
-                          </w:r>
-                          <w:r>
-                            <w:rPr>
-                              <w:rFonts w:ascii="Arial MT"/>
-                              <w:spacing w:val="-2"/>
-                            </w:rPr>
-                            <w:t>345</w:t>
-                          </w:r>
-                          <w:r>
-                            <w:rPr>
-                              <w:rFonts w:ascii="Arial MT"/>
-                              <w:spacing w:val="-2"/>
-                            </w:rPr>
-                            <w:t>#</w:t>
-                          </w:r>
-                        </w:p>
-                        <w:p/>
-                      </w:txbxContent>
-                    </wps:txbx>
-                    <wps:bodyPr wrap="square" lIns="0" tIns="0" rIns="0" bIns="0" rtlCol="0">
-                      <a:noAutofit/>
-                    </wps:bodyPr>
-                  </wps:wsp>
-                </a:graphicData>
-              </a:graphic>
-              <wp14:sizeRelH relativeFrom="margin">
-                <wp14:pctWidth>0</wp14:pctWidth>
-              </wp14:sizeRelH>
-              <wp14:sizeRelV relativeFrom="margin">
-                <wp14:pctHeight>0</wp14:pctHeight>
-              </wp14:sizeRelV>
-            </wp:anchor>
-          </w:drawing>
-        </mc:Choice>
-        <mc:Fallback>
-          <w:pict>
-            <v:shapetype w14:anchorId="5B5DF3AF" id="_x0000_t202" coordsize="21600,21600" o:spt="202" path="m,l,21600r21600,l21600,xe">
-              <v:stroke joinstyle="miter"/>
-              <v:path gradientshapeok="t" o:connecttype="rect"/>
-            </v:shapetype>
-            <v:shape id="_x0000_s1038" type="#_x0000_t202" style="position:absolute;margin-left:177.55pt;margin-top:17.25pt;width:228.75pt;height:51pt;z-index:-15831040;visibility:visible;mso-wrap-style:square;mso-width-percent:0;mso-height-percent:0;mso-wrap-distance-left:0;mso-wrap-distance-top:0;mso-wrap-distance-right:0;mso-wrap-distance-bottom:0;mso-position-horizontal:right;mso-position-horizontal-relative:margin;mso-position-vertical:absolute;mso-position-vertical-relative:page;mso-width-percent:0;mso-height-percent:0;mso-width-relative:margin;mso-height-relative:margin;v-text-anchor:top" o:gfxdata="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" filled="f" stroked="f">
-              <v:textbox inset="0,0,0,0">
-                <w:txbxContent>
-                  <w:p>
-                    <w:pPr>
-                      <w:pStyle w:val="BodyText"/>
-                      <w:spacing w:before="13"/>
-                      <w:ind w:left="20" w:right="18" w:firstLine="1529"/>
-                      <w:rPr>
-                        <w:rFonts w:ascii="Arial MT"/>
-                      </w:rPr>
-                    </w:pPr>
-                    <w:r>
-                      <w:rPr>
-                        <w:rFonts w:ascii="Arial MT"/>
-                      </w:rPr>
-                      <w:t>Issue</w:t>
-                    </w:r>
-                    <w:r>
-                      <w:rPr>
-                        <w:rFonts w:ascii="Arial MT"/>
-                        <w:spacing w:val="-9"/>
-                      </w:rPr>
-                      <w:t xml:space="preserve"> </w:t>
-                    </w:r>
-                    <w:proofErr w:type="gramStart"/>
-                    <w:r>
-                      <w:rPr>
-                        <w:rFonts w:ascii="Arial MT"/>
-                      </w:rPr>
-                      <w:t>Date</w:t>
-                    </w:r>
-                    <w:r>
-                      <w:rPr>
-                        <w:rFonts w:ascii="Arial MT"/>
-                        <w:spacing w:val="40"/>
-                      </w:rPr>
-                      <w:t xml:space="preserve"> </w:t>
-                    </w:r>
-                    <w:r>
-                      <w:rPr>
-                        <w:rFonts w:ascii="Arial MT"/>
-                      </w:rPr>
-                      <w:t>:</w:t>
-                    </w:r>
-                    <w:proofErr w:type="gramEnd"/>
-                    <w:r>
-                      <w:rPr>
-                        <w:rFonts w:ascii="Arial MT"/>
-                        <w:spacing w:val="-8"/>
-                      </w:rPr>
-                      <w:t xml:space="preserve"> </w:t>
-                    </w:r>
-                    <w:r>
-                      <w:rPr>
-                        <w:rFonts w:ascii="Arial MT"/>
-                      </w:rPr>
-                      <w:t>01</w:t>
-                    </w:r>
-                    <w:r>
-                      <w:rPr>
-                        <w:rFonts w:ascii="Arial MT"/>
-                      </w:rPr>
-                      <w:t>-0</w:t>
-                    </w:r>
-                    <w:r>
-                      <w:rPr>
-                        <w:rFonts w:ascii="Arial MT"/>
-                      </w:rPr>
-                      <w:t>2</w:t>
-                    </w:r>
-                    <w:r>
-                      <w:rPr>
-                        <w:rFonts w:ascii="Arial MT"/>
-                      </w:rPr>
-                      <w:t>-2026</w:t>
-                    </w:r>
-                  </w:p>
-                  <w:p>
-                    <w:pPr>
-                      <w:pStyle w:val="BodyText"/>
-                      <w:spacing w:before="13"/>
-                      <w:ind w:left="20" w:right="18" w:firstLine="1529"/>
-                      <w:rPr>
-                        <w:rFonts w:ascii="Arial MT"/>
-                      </w:rPr>
-                    </w:pPr>
-                    <w:r>
-                      <w:rPr>
-                        <w:rFonts w:ascii="Arial MT"/>
-                      </w:rPr>
-                      <w:t>CE</w:t>
-                    </w:r>
-                    <w:r>
-                      <w:rPr>
-                        <w:rFonts w:ascii="Arial MT"/>
-                        <w:spacing w:val="-8"/>
-                      </w:rPr>
-                      <w:t xml:space="preserve"> </w:t>
-                    </w:r>
-                    <w:r>
-                      <w:rPr>
-                        <w:rFonts w:ascii="Arial MT"/>
-                      </w:rPr>
-                      <w:t>NO.</w:t>
-                    </w:r>
-                    <w:r>
-                      <w:rPr>
-                        <w:rFonts w:ascii="Arial MT"/>
-                        <w:spacing w:val="-2"/>
-                      </w:rPr>
-                      <w:t xml:space="preserve"> 1542613</w:t>
-                    </w:r>
-                    <w:r>
-                      <w:rPr>
-                        <w:rFonts w:ascii="Arial MT"/>
-                        <w:spacing w:val="-2"/>
-                      </w:rPr>
-                      <w:t>4</w:t>
-                    </w:r>
-                    <w:r>
-                      <w:rPr>
-                        <w:rFonts w:ascii="Arial MT"/>
-                        <w:spacing w:val="-2"/>
-                      </w:rPr>
-                      <w:t>TLPO</w:t>
-                    </w:r>
-                    <w:r>
-                      <w:rPr>
-                        <w:rFonts w:ascii="Arial MT"/>
-                        <w:spacing w:val="-2"/>
-                      </w:rPr>
-                      <w:t>345</w:t>
-                    </w:r>
-                    <w:r>
-                      <w:rPr>
-                        <w:rFonts w:ascii="Arial MT"/>
-                        <w:spacing w:val="-2"/>
-                      </w:rPr>
-                      <w:t>#</w:t>
-                    </w:r>
-                  </w:p>
-                  <w:p/>
-                </w:txbxContent>
-              </v:textbox>
-              <w10:wrap anchorx="margin" anchory="page"/>
-            </v:shape>
-          </w:pict>
-        </mc:Fallback>
-      </mc:AlternateContent>
-    </w:r>
-    <w:r>
-      <w:rPr>
-        <w:noProof/>
-      </w:rPr>
-      <w:drawing>
-        <wp:anchor distT="0" distB="0" distL="0" distR="0" simplePos="0" relativeHeight="487484928" behindDoc="1" locked="0" layoutInCell="1" allowOverlap="1" wp14:anchorId="2C371B94" wp14:editId="5929B722">
-          <wp:simplePos x="0" y="0"/>
-          <wp:positionH relativeFrom="page">
-            <wp:posOffset>576072</wp:posOffset>
-          </wp:positionH>
-          <wp:positionV relativeFrom="page">
-            <wp:posOffset>380999</wp:posOffset>
-          </wp:positionV>
-          <wp:extent cx="1002791" cy="626004"/>
-          <wp:effectExtent l="0" t="0" r="0" b="0"/>
-          <wp:wrapNone/>
-          <wp:docPr id="653652780" name="Image 1"/>
-          <wp:cNvGraphicFramePr>
-            <a:graphicFrameLocks xmlns:a="http://schemas.openxmlformats.org/drawingml/2006/main"/>
-          </wp:cNvGraphicFramePr>
-          <a:graphic xmlns:a="http://schemas.openxmlformats.org/drawingml/2006/main">
-            <a:graphicData uri="http://schemas.openxmlformats.org/drawingml/2006/picture">
-              <pic:pic xmlns:pic="http://schemas.openxmlformats.org/drawingml/2006/picture">
-                <pic:nvPicPr>
-                  <pic:cNvPr id="1" name="Image 1"/>
-                  <pic:cNvPicPr/>
-                </pic:nvPicPr>
-                <pic:blipFill>
-                  <a:blip r:embed="rId1" cstate="print"/>
-                  <a:stretch>
-                    <a:fillRect/>
-                  </a:stretch>
-                </pic:blipFill>
-                <pic:spPr>
-                  <a:xfrm>
-                    <a:off x="0" y="0"/>
-                    <a:ext cx="1002791" cy="626004"/>
-                  </a:xfrm>
-                  <a:prstGeom prst="rect">
-                    <a:avLst/>
-                  </a:prstGeom>
-                </pic:spPr>
-              </pic:pic>
-            </a:graphicData>
-          </a:graphic>
-        </wp:anchor>
-      </w:drawing>
-    </w:r>
   </w:p>
 </w:hdr>
 </file>
@@ -5821,6 +3519,7 @@
   <w:style w:type="character" w:default="1" w:styleId="DefaultParagraphFont">
     <w:name w:val="Default Paragraph Font"/>
     <w:uiPriority w:val="1"/>
+    <w:semiHidden/>
     <w:unhideWhenUsed/>
   </w:style>
   <w:style w:type="table" w:default="1" w:styleId="TableNormal">
